--- a/tests/corpus_v2/docs/sale_0004.docx
+++ b/tests/corpus_v2/docs/sale_0004.docx
@@ -635,7 +635,7 @@
     <w:p>
       <w:r>
         <w:pict>
-          <v:shape id="tb8549" type="#_x0000_t202" style="position:absolute;margin-left:0;margin-top:0;width:400pt;height:40pt">
+          <v:shape id="tb2834" type="#_x0000_t202" style="position:absolute;margin-left:0;margin-top:0;width:400pt;height:40pt">
             <v:textbox>
               <w:txbxContent>
                 <w:p>

--- a/tests/corpus_v2/docs/sale_0004.docx
+++ b/tests/corpus_v2/docs/sale_0004.docx
@@ -18,7 +18,13 @@
         <w:rPr>
           <w:b/>
         </w:rPr>
-        <w:t xml:space="preserve">№ 129/2025-К</w:t>
+        <w:t xml:space="preserve">№ </w:t>
+      </w:r>
+      <w:r>
+        <w:rPr>
+          <w:b/>
+        </w:rPr>
+        <w:t xml:space="preserve">65/2025-К</w:t>
       </w:r>
     </w:p>
     <w:p/>
@@ -30,7 +36,7 @@
         <w:t xml:space="preserve">     </w:t>
       </w:r>
       <w:r>
-        <w:t xml:space="preserve">«19» ноября 2025 г.</w:t>
+        <w:t xml:space="preserve">19 ноября 2025 г.</w:t>
       </w:r>
     </w:p>
     <w:p/>
@@ -69,10 +75,10 @@
         <w:t xml:space="preserve">, именуемая в дальнейшем «Покупатель», действующая на основании свидетельства о государственной регистрации</w:t>
       </w:r>
       <w:r>
-        <w:t xml:space="preserve">, с другой стороны, совместно именуемые «Стороны», заключили настоящий </w:t>
-      </w:r>
-      <w:r>
-        <w:t xml:space="preserve">Договор № 28/2024-К</w:t>
+        <w:t xml:space="preserve">, с другой стороны, совместно именуемые «Стороны», заключили настоящий Договор № </w:t>
+      </w:r>
+      <w:r>
+        <w:t xml:space="preserve">28Ф-59176/22-463Д</w:t>
       </w:r>
       <w:r>
         <w:t xml:space="preserve"> (далее — Договор) о нижеследующем:</w:t>
@@ -119,6 +125,137 @@
         <w:t xml:space="preserve">Расчёты производятся через аккредитив, открываемый Покупателем. Сумма аккредитива: </w:t>
       </w:r>
       <w:r>
+        <w:t xml:space="preserve">цена Контракта составляет ______ рублей ______ копеек</w:t>
+      </w:r>
+      <w:r>
+        <w:t xml:space="preserve">.</w:t>
+      </w:r>
+    </w:p>
+    <w:p/>
+    <w:p>
+      <w:r>
+        <w:rPr>
+          <w:b/>
+        </w:rPr>
+        <w:t xml:space="preserve">2. ЦЕНА И ПОРЯДОК РАСЧЁТОВ</w:t>
+      </w:r>
+    </w:p>
+    <w:p>
+      <w:r>
+        <w:t xml:space="preserve">2.1. Общая цена Договора: </w:t>
+      </w:r>
+      <w:r>
+        <w:t xml:space="preserve">760 002,5 рубля</w:t>
+      </w:r>
+      <w:r>
+        <w:t xml:space="preserve">, в том числе НДС</w:t>
+      </w:r>
+      <w:r>
+        <w:t xml:space="preserve">.</w:t>
+      </w:r>
+    </w:p>
+    <w:p>
+      <w:r>
+        <w:t xml:space="preserve">2.2. Налог: </w:t>
+      </w:r>
+      <w:r>
+        <w:t xml:space="preserve">1/130 ключевой ставки ЦБ РФ от цены Договора</w:t>
+      </w:r>
+      <w:r>
+        <w:t xml:space="preserve">.</w:t>
+      </w:r>
+    </w:p>
+    <w:p>
+      <w:r>
+        <w:t xml:space="preserve">2.3. Срок оплаты — </w:t>
+      </w:r>
+      <w:r>
+        <w:t xml:space="preserve">в течение трех дней с момента заключения контракта</w:t>
+      </w:r>
+      <w:r>
+        <w:t xml:space="preserve">.</w:t>
+      </w:r>
+    </w:p>
+    <w:p>
+      <w:r>
+        <w:t xml:space="preserve">2.4. </w:t>
+      </w:r>
+      <w:r>
+        <w:t xml:space="preserve">Товар поставляется в соответствии с </w:t>
+      </w:r>
+      <w:r>
+        <w:t xml:space="preserve">ГОСТ 7.32-2017</w:t>
+      </w:r>
+      <w:r>
+        <w:t xml:space="preserve">, артикул </w:t>
+      </w:r>
+      <w:r>
+        <w:t xml:space="preserve">RM-3049-49</w:t>
+      </w:r>
+      <w:r>
+        <w:t xml:space="preserve">, код </w:t>
+      </w:r>
+      <w:r>
+        <w:t xml:space="preserve">ОКВЭД 46.90</w:t>
+      </w:r>
+      <w:r>
+        <w:t xml:space="preserve">. Оплата по </w:t>
+      </w:r>
+      <w:r>
+        <w:t xml:space="preserve">КБК 18210101011011000110</w:t>
+      </w:r>
+      <w:r>
+        <w:t xml:space="preserve">, </w:t>
+      </w:r>
+      <w:r>
+        <w:t xml:space="preserve">ОКТМО 45382000</w:t>
+      </w:r>
+      <w:r>
+        <w:t xml:space="preserve">. См. </w:t>
+      </w:r>
+      <w:r>
+        <w:t xml:space="preserve">Приложение № 1</w:t>
+      </w:r>
+      <w:r>
+        <w:t xml:space="preserve"> и </w:t>
+      </w:r>
+      <w:r>
+        <w:t xml:space="preserve">счёт-фактуру № 1123 от 03.03.2024</w:t>
+      </w:r>
+      <w:r>
+        <w:t xml:space="preserve">. Ответственный — </w:t>
+      </w:r>
+      <w:r>
+        <w:t xml:space="preserve">Директор Отдела Продаж</w:t>
+      </w:r>
+      <w:r>
+        <w:t xml:space="preserve">. Приёмка оформляется актом (</w:t>
+      </w:r>
+      <w:r>
+        <w:t xml:space="preserve">Акт приёма-передачи</w:t>
+      </w:r>
+      <w:r>
+        <w:t xml:space="preserve">), срок — до 18:00 по </w:t>
+      </w:r>
+      <w:r>
+        <w:t xml:space="preserve">московскому времени</w:t>
+      </w:r>
+      <w:r>
+        <w:t xml:space="preserve">. Споры — в </w:t>
+      </w:r>
+      <w:r>
+        <w:t xml:space="preserve">МКАС при ТПП РФ</w:t>
+      </w:r>
+      <w:r>
+        <w:t xml:space="preserve">. Цена — </w:t>
+      </w:r>
+      <w:r>
+        <w:t xml:space="preserve">3 890 000 (Три миллиона восемьсот девяносто тысяч) руб. 0 коп.</w:t>
+      </w:r>
+      <w:r>
+        <w:t xml:space="preserve">, </w:t>
+      </w:r>
+      <w:r>
         <w:t xml:space="preserve">Без НДС</w:t>
       </w:r>
       <w:r>
@@ -131,134 +268,6 @@
         <w:rPr>
           <w:b/>
         </w:rPr>
-        <w:t xml:space="preserve">2. ЦЕНА И ПОРЯДОК РАСЧЁТОВ</w:t>
-      </w:r>
-    </w:p>
-    <w:p>
-      <w:r>
-        <w:t xml:space="preserve">2.1. Общая цена Договора: </w:t>
-      </w:r>
-      <w:r>
-        <w:t xml:space="preserve">8 200 000</w:t>
-      </w:r>
-      <w:r>
-        <w:t xml:space="preserve">, а прописью: </w:t>
-      </w:r>
-      <w:r>
-        <w:t xml:space="preserve">восемь двести тысяч рублей</w:t>
-      </w:r>
-      <w:r>
-        <w:t xml:space="preserve">.</w:t>
-      </w:r>
-    </w:p>
-    <w:p>
-      <w:r>
-        <w:t xml:space="preserve">2.2. Налог: </w:t>
-      </w:r>
-      <w:r>
-        <w:t xml:space="preserve">0,05% за каждый день просрочки</w:t>
-      </w:r>
-      <w:r>
-        <w:t xml:space="preserve">.</w:t>
-      </w:r>
-    </w:p>
-    <w:p>
-      <w:r>
-        <w:t xml:space="preserve">2.3. Срок оплаты — </w:t>
-      </w:r>
-      <w:r>
-        <w:t xml:space="preserve">в течение 7 рабочих дней с момента выставления счета</w:t>
-      </w:r>
-      <w:r>
-        <w:t xml:space="preserve">.</w:t>
-      </w:r>
-    </w:p>
-    <w:p>
-      <w:r>
-        <w:t xml:space="preserve">2.4. </w:t>
-      </w:r>
-      <w:r>
-        <w:t xml:space="preserve">Товар поставляется в соответствии с </w:t>
-      </w:r>
-      <w:r>
-        <w:t xml:space="preserve">ГОСТ 7.32-2017</w:t>
-      </w:r>
-      <w:r>
-        <w:t xml:space="preserve">, артикул </w:t>
-      </w:r>
-      <w:r>
-        <w:t xml:space="preserve">RM-1864-26</w:t>
-      </w:r>
-      <w:r>
-        <w:t xml:space="preserve">, код </w:t>
-      </w:r>
-      <w:r>
-        <w:t xml:space="preserve">ОКВЭД 46.90</w:t>
-      </w:r>
-      <w:r>
-        <w:t xml:space="preserve">. Оплата по </w:t>
-      </w:r>
-      <w:r>
-        <w:t xml:space="preserve">КБК 18210101011011000110</w:t>
-      </w:r>
-      <w:r>
-        <w:t xml:space="preserve">, </w:t>
-      </w:r>
-      <w:r>
-        <w:t xml:space="preserve">ОКТМО 45382000</w:t>
-      </w:r>
-      <w:r>
-        <w:t xml:space="preserve">. См. </w:t>
-      </w:r>
-      <w:r>
-        <w:t xml:space="preserve">Приложение № 1</w:t>
-      </w:r>
-      <w:r>
-        <w:t xml:space="preserve"> и </w:t>
-      </w:r>
-      <w:r>
-        <w:t xml:space="preserve">счёт-фактуру № 1123 от 03.03.2024</w:t>
-      </w:r>
-      <w:r>
-        <w:t xml:space="preserve">. Ответственный — </w:t>
-      </w:r>
-      <w:r>
-        <w:t xml:space="preserve">Директор Отдела Продаж</w:t>
-      </w:r>
-      <w:r>
-        <w:t xml:space="preserve">. Приёмка оформляется актом (</w:t>
-      </w:r>
-      <w:r>
-        <w:t xml:space="preserve">Акт приёма-передачи</w:t>
-      </w:r>
-      <w:r>
-        <w:t xml:space="preserve">), срок — до 18:00 по </w:t>
-      </w:r>
-      <w:r>
-        <w:t xml:space="preserve">московскому времени</w:t>
-      </w:r>
-      <w:r>
-        <w:t xml:space="preserve">. Споры — в </w:t>
-      </w:r>
-      <w:r>
-        <w:t xml:space="preserve">МКАС при ТПП РФ</w:t>
-      </w:r>
-      <w:r>
-        <w:t xml:space="preserve">. Цена — </w:t>
-      </w:r>
-      <w:r>
-        <w:t xml:space="preserve">70 000 (Семьдесят тысяч) рублей 00 копеек</w:t>
-      </w:r>
-      <w:r>
-        <w:t xml:space="preserve">.</w:t>
-      </w:r>
-    </w:p>
-    <w:p/>
-    <w:p>
-      <w:r>
-        <w:rPr>
-          <w:b/>
-        </w:rPr>
         <w:t xml:space="preserve">3. МЕСТО И СРОКИ ИСПОЛНЕНИЯ</w:t>
       </w:r>
     </w:p>
@@ -267,7 +276,7 @@
         <w:t xml:space="preserve">3.1. Место исполнения обязательств: </w:t>
       </w:r>
       <w:r>
-        <w:t xml:space="preserve">а/я 92, г. Красногорск, 143400</w:t>
+        <w:t xml:space="preserve">а/я 9, г. Тверь, 170100</w:t>
       </w:r>
       <w:r>
         <w:t xml:space="preserve">.</w:t>
@@ -284,7 +293,7 @@
         <w:t xml:space="preserve"> по телефону </w:t>
       </w:r>
       <w:r>
-        <w:t xml:space="preserve">+7 (383) 170-89-26</w:t>
+        <w:t xml:space="preserve">+7 (383) 230-33-29</w:t>
       </w:r>
       <w:r>
         <w:t xml:space="preserve">.</w:t>
@@ -295,7 +304,7 @@
         <w:t xml:space="preserve">3.3. Срок исполнения обязательств — </w:t>
       </w:r>
       <w:r>
-        <w:t xml:space="preserve">в течение 5 рабочих дней с момента подписания акта</w:t>
+        <w:t xml:space="preserve">не позднее 24.11.2026</w:t>
       </w:r>
       <w:r>
         <w:t xml:space="preserve">.</w:t>
@@ -326,13 +335,13 @@
         <w:t xml:space="preserve">Размер неустойки за нарушение сроков оплаты: </w:t>
       </w:r>
       <w:r>
-        <w:t xml:space="preserve">0,5% от стоимости</w:t>
+        <w:t xml:space="preserve">1/300 ключевой ставки ЦБ РФ за каждый день просрочки</w:t>
       </w:r>
       <w:r>
         <w:t xml:space="preserve">. Предельный размер ответственности: </w:t>
       </w:r>
       <w:r>
-        <w:t xml:space="preserve">15% годовых</w:t>
+        <w:t xml:space="preserve">1/150 ключевой ставки ЦБ РФ годовых</w:t>
       </w:r>
       <w:r>
         <w:t xml:space="preserve">.</w:t>
@@ -354,7 +363,7 @@
         <w:t xml:space="preserve">Сторона, для которой создалась невозможность исполнения, обязана уведомить другую Сторону. Срок уведомления — </w:t>
       </w:r>
       <w:r>
-        <w:t xml:space="preserve">45 дней с момента заключения контракта</w:t>
+        <w:t xml:space="preserve">в течение семи рабочих дней с момента подписания акта</w:t>
       </w:r>
       <w:r>
         <w:t xml:space="preserve">.</w:t>
@@ -368,7 +377,7 @@
         <w:t xml:space="preserve">Все споры и разногласия решаются путём переговоров. Претензионный порядок обязателен, срок ответа на претензию — </w:t>
       </w:r>
       <w:r>
-        <w:t xml:space="preserve">25 рабочих дней с момента поступления денежных средств на расчетный счет</w:t>
+        <w:t xml:space="preserve">в течение 30 (Тридцати) рабочих дней со дня предъявления требования</w:t>
       </w:r>
       <w:r>
         <w:t xml:space="preserve">.</w:t>
@@ -418,6 +427,72 @@
         <w:t xml:space="preserve">408028101</w:t>
         <w:br/>
         <w:t xml:space="preserve">84403400452</w:t>
+      </w:r>
+    </w:p>
+    <w:p/>
+    <w:p/>
+    <w:p>
+      <w:r>
+        <w:rPr>
+          <w:b/>
+        </w:rPr>
+        <w:t xml:space="preserve">9. КОНТРОЛЬНЫЕ ВЕЛИЧИНЫ</w:t>
+      </w:r>
+    </w:p>
+    <w:p>
+      <w:r>
+        <w:t xml:space="preserve">9.1. Контрольная запись: </w:t>
+      </w:r>
+      <w:r>
+        <w:rPr>
+          <w:b/>
+        </w:rPr>
+        <w:t xml:space="preserve">2</w:t>
+      </w:r>
+      <w:r>
+        <w:t xml:space="preserve">0% от стоимости неоплаченных работ</w:t>
+      </w:r>
+      <w:r>
+        <w:t xml:space="preserve">.</w:t>
+      </w:r>
+    </w:p>
+    <w:p>
+      <w:r>
+        <w:t xml:space="preserve">9.2. Контрольная запись: </w:t>
+      </w:r>
+      <w:r>
+        <w:rPr>
+          <w:b/>
+        </w:rPr>
+        <w:t xml:space="preserve">в течение 1</w:t>
+      </w:r>
+      <w:r>
+        <w:t xml:space="preserve">4 календарных дней</w:t>
+      </w:r>
+      <w:r>
+        <w:t xml:space="preserve">.</w:t>
+      </w:r>
+    </w:p>
+    <w:p>
+      <w:r>
+        <w:t xml:space="preserve">9.3. Контрольная запись: </w:t>
+      </w:r>
+      <w:r>
+        <w:t xml:space="preserve">9/19</w:t>
+      </w:r>
+      <w:r>
+        <w:t xml:space="preserve">.</w:t>
+      </w:r>
+    </w:p>
+    <w:p>
+      <w:r>
+        <w:t xml:space="preserve">9.4. Контрольная запись: </w:t>
+      </w:r>
+      <w:r>
+        <w:t xml:space="preserve">621 0 00,7 (шестьсот двадцать одна тысяча) ₽</w:t>
+      </w:r>
+      <w:r>
+        <w:t xml:space="preserve">.</w:t>
       </w:r>
     </w:p>
     <w:p/>
@@ -469,7 +544,7 @@
               <w:t xml:space="preserve">Юридический адрес: </w:t>
             </w:r>
             <w:r>
-              <w:t xml:space="preserve">а/я 90, г. Нижний Новгород, 603000</w:t>
+              <w:t xml:space="preserve">а/я 24, г. Санкт-Петербург, 190000</w:t>
             </w:r>
           </w:p>
           <w:p>
@@ -524,7 +599,7 @@
               <w:t xml:space="preserve">Тел.: </w:t>
             </w:r>
             <w:r>
-              <w:t xml:space="preserve">+7 (843) 471-23-73</w:t>
+              <w:t xml:space="preserve">+7 (846) 550-26-15</w:t>
             </w:r>
           </w:p>
           <w:p>
@@ -532,7 +607,7 @@
               <w:t xml:space="preserve">E-mail: </w:t>
             </w:r>
             <w:r>
-              <w:t xml:space="preserve">maksimova@corp-tehno.ru</w:t>
+              <w:t xml:space="preserve">maksimova@sibtrans.ru</w:t>
             </w:r>
           </w:p>
           <w:p/>
@@ -570,7 +645,7 @@
               <w:t xml:space="preserve">Адрес регистрации: </w:t>
             </w:r>
             <w:r>
-              <w:t xml:space="preserve">а/я 76, г. Сергиев Посад, 141300</w:t>
+              <w:t xml:space="preserve">а/я 24, г. Новосибирск, 630099</w:t>
             </w:r>
           </w:p>
           <w:p>
@@ -609,7 +684,7 @@
               <w:t xml:space="preserve">Тел.: </w:t>
             </w:r>
             <w:r>
-              <w:t xml:space="preserve">+7 (843) 635-88-18</w:t>
+              <w:t xml:space="preserve">+7 (812) 113-29-86</w:t>
             </w:r>
           </w:p>
           <w:p>
@@ -617,7 +692,7 @@
               <w:t xml:space="preserve">E-mail: </w:t>
             </w:r>
             <w:r>
-              <w:t xml:space="preserve">ivanova.petrova@list.ru</w:t>
+              <w:t xml:space="preserve">ivanova.petrova@yandex.ru</w:t>
             </w:r>
           </w:p>
           <w:p/>
@@ -635,7 +710,7 @@
     <w:p>
       <w:r>
         <w:pict>
-          <v:shape id="tb2834" type="#_x0000_t202" style="position:absolute;margin-left:0;margin-top:0;width:400pt;height:40pt">
+          <v:shape id="tb9495" type="#_x0000_t202" style="position:absolute;margin-left:0;margin-top:0;width:400pt;height:40pt">
             <v:textbox>
               <w:txbxContent>
                 <w:p>
@@ -643,13 +718,13 @@
                     <w:t xml:space="preserve">ВНИМАНИЕ! Бухгалтерия: </w:t>
                   </w:r>
                   <w:r>
-                    <w:t xml:space="preserve">Новиков Иван Сергеевич</w:t>
+                    <w:t xml:space="preserve">Кузнецова Юлия Николаевна</w:t>
                   </w:r>
                   <w:r>
                     <w:t xml:space="preserve">, </w:t>
                   </w:r>
                   <w:r>
-                    <w:t xml:space="preserve">+7 (846) 897-86-29 доб. 483</w:t>
+                    <w:t xml:space="preserve">+7 (383) 645-77-33 доб. 257</w:t>
                   </w:r>
                 </w:p>
               </w:txbxContent>

--- a/tests/corpus_v2/docs/sale_0004.docx
+++ b/tests/corpus_v2/docs/sale_0004.docx
@@ -710,7 +710,7 @@
     <w:p>
       <w:r>
         <w:pict>
-          <v:shape id="tb9495" type="#_x0000_t202" style="position:absolute;margin-left:0;margin-top:0;width:400pt;height:40pt">
+          <v:shape id="tb3200" type="#_x0000_t202" style="position:absolute;margin-left:0;margin-top:0;width:400pt;height:40pt">
             <v:textbox>
               <w:txbxContent>
                 <w:p>

--- a/tests/corpus_v2/docs/sale_0004.docx
+++ b/tests/corpus_v2/docs/sale_0004.docx
@@ -478,7 +478,13 @@
         <w:t xml:space="preserve">9.3. Контрольная запись: </w:t>
       </w:r>
       <w:r>
-        <w:t xml:space="preserve">9/19</w:t>
+        <w:rPr>
+          <w:b/>
+        </w:rPr>
+        <w:t xml:space="preserve">9/1</w:t>
+      </w:r>
+      <w:r>
+        <w:t xml:space="preserve">9</w:t>
       </w:r>
       <w:r>
         <w:t xml:space="preserve">.</w:t>

--- a/tests/corpus_v2/docs/sale_0004.docx
+++ b/tests/corpus_v2/docs/sale_0004.docx
@@ -24,19 +24,19 @@
         <w:rPr>
           <w:b/>
         </w:rPr>
-        <w:t xml:space="preserve">65/2025-К</w:t>
-      </w:r>
-    </w:p>
-    <w:p/>
-    <w:p>
-      <w:r>
-        <w:t xml:space="preserve">г. Москва</w:t>
+        <w:t xml:space="preserve">75900/656-сс</w:t>
+      </w:r>
+    </w:p>
+    <w:p/>
+    <w:p>
+      <w:r>
+        <w:t xml:space="preserve">г. Ростов-на-Дону</w:t>
       </w:r>
       <w:r>
         <w:t xml:space="preserve">     </w:t>
       </w:r>
       <w:r>
-        <w:t xml:space="preserve">19 ноября 2025 г.</w:t>
+        <w:t xml:space="preserve">1 октября 2025 г.</w:t>
       </w:r>
     </w:p>
     <w:p/>

--- a/tests/corpus_v2/docs/sale_0004.docx
+++ b/tests/corpus_v2/docs/sale_0004.docx
@@ -247,10 +247,16 @@
         <w:t xml:space="preserve">МКАС при ТПП РФ</w:t>
       </w:r>
       <w:r>
+        <w:t xml:space="preserve">. Товар отгружается с сопроводительным документом паспорт качества № </w:t>
+      </w:r>
+      <w:r>
+        <w:t xml:space="preserve">48 25 375766</w:t>
+      </w:r>
+      <w:r>
         <w:t xml:space="preserve">. Цена — </w:t>
       </w:r>
       <w:r>
-        <w:t xml:space="preserve">3 890 000 (Три миллиона восемьсот девяносто тысяч) руб. 0 коп.</w:t>
+        <w:t xml:space="preserve">9 940 000 (Девять миллионов девятьсот сорок тысяч) руб. 0 коп.</w:t>
       </w:r>
       <w:r>
         <w:t xml:space="preserve">, </w:t>
@@ -276,7 +282,7 @@
         <w:t xml:space="preserve">3.1. Место исполнения обязательств: </w:t>
       </w:r>
       <w:r>
-        <w:t xml:space="preserve">а/я 9, г. Тверь, 170100</w:t>
+        <w:t xml:space="preserve">а/я 17, г. Химки, 141400</w:t>
       </w:r>
       <w:r>
         <w:t xml:space="preserve">.</w:t>
@@ -293,7 +299,7 @@
         <w:t xml:space="preserve"> по телефону </w:t>
       </w:r>
       <w:r>
-        <w:t xml:space="preserve">+7 (383) 230-33-29</w:t>
+        <w:t xml:space="preserve">+7 (499) 255-94-50</w:t>
       </w:r>
       <w:r>
         <w:t xml:space="preserve">.</w:t>
@@ -304,7 +310,7 @@
         <w:t xml:space="preserve">3.3. Срок исполнения обязательств — </w:t>
       </w:r>
       <w:r>
-        <w:t xml:space="preserve">не позднее 24.11.2026</w:t>
+        <w:t xml:space="preserve">не позднее 06.07.2026</w:t>
       </w:r>
       <w:r>
         <w:t xml:space="preserve">.</w:t>
@@ -363,7 +369,7 @@
         <w:t xml:space="preserve">Сторона, для которой создалась невозможность исполнения, обязана уведомить другую Сторону. Срок уведомления — </w:t>
       </w:r>
       <w:r>
-        <w:t xml:space="preserve">в течение семи рабочих дней с момента подписания акта</w:t>
+        <w:t xml:space="preserve">в течение десяти рабочих дней с момента подписания акта</w:t>
       </w:r>
       <w:r>
         <w:t xml:space="preserve">.</w:t>
@@ -377,7 +383,7 @@
         <w:t xml:space="preserve">Все споры и разногласия решаются путём переговоров. Претензионный порядок обязателен, срок ответа на претензию — </w:t>
       </w:r>
       <w:r>
-        <w:t xml:space="preserve">в течение 30 (Тридцати) рабочих дней со дня предъявления требования</w:t>
+        <w:t xml:space="preserve">в течение 45 (Сорока пяти) рабочих дней со дня предъявления требования</w:t>
       </w:r>
       <w:r>
         <w:t xml:space="preserve">.</w:t>
@@ -398,7 +404,7 @@
         <w:t xml:space="preserve">Дополнительный телефон: </w:t>
       </w:r>
       <w:r>
-        <w:t xml:space="preserve">+7 (812) 335-93⁠-⁠91</w:t>
+        <w:t xml:space="preserve">+7 (846) ⁠851-71-­22</w:t>
       </w:r>
     </w:p>
     <w:p>
@@ -406,7 +412,7 @@
         <w:t xml:space="preserve">Контактное лицо: </w:t>
       </w:r>
       <w:r>
-        <w:t xml:space="preserve">Иванова-Петрова  Алла Юрь­евна</w:t>
+        <w:t xml:space="preserve">И⁠ванова-Пе­трова Алла Юрьевна</w:t>
       </w:r>
     </w:p>
     <w:p>
@@ -447,10 +453,10 @@
         <w:rPr>
           <w:b/>
         </w:rPr>
-        <w:t xml:space="preserve">2</w:t>
-      </w:r>
-      <w:r>
-        <w:t xml:space="preserve">0% от стоимости неоплаченных работ</w:t>
+        <w:t xml:space="preserve">1</w:t>
+      </w:r>
+      <w:r>
+        <w:t xml:space="preserve">5 (пятнадцать) процентов за каждый день просрочки</w:t>
       </w:r>
       <w:r>
         <w:t xml:space="preserve">.</w:t>
@@ -464,10 +470,10 @@
         <w:rPr>
           <w:b/>
         </w:rPr>
-        <w:t xml:space="preserve">в течение 1</w:t>
-      </w:r>
-      <w:r>
-        <w:t xml:space="preserve">4 календарных дней</w:t>
+        <w:t xml:space="preserve">в течение 2</w:t>
+      </w:r>
+      <w:r>
+        <w:t xml:space="preserve">0 календарных дней</w:t>
       </w:r>
       <w:r>
         <w:t xml:space="preserve">.</w:t>
@@ -481,10 +487,10 @@
         <w:rPr>
           <w:b/>
         </w:rPr>
-        <w:t xml:space="preserve">9/1</w:t>
-      </w:r>
-      <w:r>
-        <w:t xml:space="preserve">9</w:t>
+        <w:t xml:space="preserve">2/2</w:t>
+      </w:r>
+      <w:r>
+        <w:t xml:space="preserve">5</w:t>
       </w:r>
       <w:r>
         <w:t xml:space="preserve">.</w:t>
@@ -495,7 +501,7 @@
         <w:t xml:space="preserve">9.4. Контрольная запись: </w:t>
       </w:r>
       <w:r>
-        <w:t xml:space="preserve">621 0 00,7 (шестьсот двадцать одна тысяча) ₽</w:t>
+        <w:t xml:space="preserve">9490 0 000,7 (девяносто четыре миллиона девятьсот тысяч) ₽</w:t>
       </w:r>
       <w:r>
         <w:t xml:space="preserve">.</w:t>
@@ -550,7 +556,7 @@
               <w:t xml:space="preserve">Юридический адрес: </w:t>
             </w:r>
             <w:r>
-              <w:t xml:space="preserve">а/я 24, г. Санкт-Петербург, 190000</w:t>
+              <w:t xml:space="preserve">а/я 67, г. Сергиев Посад, 141300</w:t>
             </w:r>
           </w:p>
           <w:p>
@@ -605,7 +611,7 @@
               <w:t xml:space="preserve">Тел.: </w:t>
             </w:r>
             <w:r>
-              <w:t xml:space="preserve">+7 (846) 550-26-15</w:t>
+              <w:t xml:space="preserve">+7 (812) 700-91-96</w:t>
             </w:r>
           </w:p>
           <w:p>
@@ -613,7 +619,7 @@
               <w:t xml:space="preserve">E-mail: </w:t>
             </w:r>
             <w:r>
-              <w:t xml:space="preserve">maksimova@sibtrans.ru</w:t>
+              <w:t xml:space="preserve">maksimova@yandex.ru</w:t>
             </w:r>
           </w:p>
           <w:p/>
@@ -651,7 +657,7 @@
               <w:t xml:space="preserve">Адрес регистрации: </w:t>
             </w:r>
             <w:r>
-              <w:t xml:space="preserve">а/я 24, г. Новосибирск, 630099</w:t>
+              <w:t xml:space="preserve">а/я 20, г. Москва, 101000</w:t>
             </w:r>
           </w:p>
           <w:p>
@@ -690,7 +696,7 @@
               <w:t xml:space="preserve">Тел.: </w:t>
             </w:r>
             <w:r>
-              <w:t xml:space="preserve">+7 (812) 113-29-86</w:t>
+              <w:t xml:space="preserve">+7 (812) 949-29-82</w:t>
             </w:r>
           </w:p>
           <w:p>
@@ -698,7 +704,7 @@
               <w:t xml:space="preserve">E-mail: </w:t>
             </w:r>
             <w:r>
-              <w:t xml:space="preserve">ivanova.petrova@yandex.ru</w:t>
+              <w:t xml:space="preserve">ivanova.petrova@list.ru</w:t>
             </w:r>
           </w:p>
           <w:p/>
@@ -716,7 +722,7 @@
     <w:p>
       <w:r>
         <w:pict>
-          <v:shape id="tb3200" type="#_x0000_t202" style="position:absolute;margin-left:0;margin-top:0;width:400pt;height:40pt">
+          <v:shape id="tb3372" type="#_x0000_t202" style="position:absolute;margin-left:0;margin-top:0;width:400pt;height:40pt">
             <v:textbox>
               <w:txbxContent>
                 <w:p>
@@ -724,13 +730,13 @@
                     <w:t xml:space="preserve">ВНИМАНИЕ! Бухгалтерия: </w:t>
                   </w:r>
                   <w:r>
-                    <w:t xml:space="preserve">Кузнецова Юлия Николаевна</w:t>
+                    <w:t xml:space="preserve">Кузнецов Иван Юрьевич</w:t>
                   </w:r>
                   <w:r>
                     <w:t xml:space="preserve">, </w:t>
                   </w:r>
                   <w:r>
-                    <w:t xml:space="preserve">+7 (383) 645-77-33 доб. 257</w:t>
+                    <w:t xml:space="preserve">+7 (843) 352-62-36 доб. 135</w:t>
                   </w:r>
                 </w:p>
               </w:txbxContent>

--- a/tests/corpus_v2/docs/sale_0004.docx
+++ b/tests/corpus_v2/docs/sale_0004.docx
@@ -253,10 +253,46 @@
         <w:t xml:space="preserve">48 25 375766</w:t>
       </w:r>
       <w:r>
+        <w:t xml:space="preserve">. К партии приложен паспорт изделия № </w:t>
+      </w:r>
+      <w:r>
+        <w:t xml:space="preserve">51 16 135172</w:t>
+      </w:r>
+      <w:r>
+        <w:t xml:space="preserve">. Оборудование поставляется с паспортом транспортного средства № </w:t>
+      </w:r>
+      <w:r>
+        <w:t xml:space="preserve">36 23 610597</w:t>
+      </w:r>
+      <w:r>
+        <w:t xml:space="preserve">. Приёмка производится согласно техническому паспорту </w:t>
+      </w:r>
+      <w:r>
+        <w:t xml:space="preserve">09 20 133626</w:t>
+      </w:r>
+      <w:r>
+        <w:t xml:space="preserve">. СНИЛС не указан, номер заказа </w:t>
+      </w:r>
+      <w:r>
+        <w:t xml:space="preserve">188-156-741 84</w:t>
+      </w:r>
+      <w:r>
+        <w:t xml:space="preserve">. Дата рождения не проставлена, документ выдан </w:t>
+      </w:r>
+      <w:r>
+        <w:t xml:space="preserve">28.06.2017</w:t>
+      </w:r>
+      <w:r>
+        <w:t xml:space="preserve">. Код подразделения, см. артикул </w:t>
+      </w:r>
+      <w:r>
+        <w:t xml:space="preserve">401-348</w:t>
+      </w:r>
+      <w:r>
         <w:t xml:space="preserve">. Цена — </w:t>
       </w:r>
       <w:r>
-        <w:t xml:space="preserve">9 940 000 (Девять миллионов девятьсот сорок тысяч) руб. 0 коп.</w:t>
+        <w:t xml:space="preserve">24 500 000 (Двадцать четыре миллиона пятьсот тысяч) руб. 5 коп.</w:t>
       </w:r>
       <w:r>
         <w:t xml:space="preserve">, </w:t>
@@ -282,7 +318,7 @@
         <w:t xml:space="preserve">3.1. Место исполнения обязательств: </w:t>
       </w:r>
       <w:r>
-        <w:t xml:space="preserve">а/я 17, г. Химки, 141400</w:t>
+        <w:t xml:space="preserve">а/я 72, г. Сергиев Посад, 141300</w:t>
       </w:r>
       <w:r>
         <w:t xml:space="preserve">.</w:t>
@@ -299,7 +335,7 @@
         <w:t xml:space="preserve"> по телефону </w:t>
       </w:r>
       <w:r>
-        <w:t xml:space="preserve">+7 (499) 255-94-50</w:t>
+        <w:t xml:space="preserve">+7 (846) 892-95-43</w:t>
       </w:r>
       <w:r>
         <w:t xml:space="preserve">.</w:t>
@@ -310,7 +346,7 @@
         <w:t xml:space="preserve">3.3. Срок исполнения обязательств — </w:t>
       </w:r>
       <w:r>
-        <w:t xml:space="preserve">не позднее 06.07.2026</w:t>
+        <w:t xml:space="preserve">не позднее 17.11.2026</w:t>
       </w:r>
       <w:r>
         <w:t xml:space="preserve">.</w:t>
@@ -369,7 +405,7 @@
         <w:t xml:space="preserve">Сторона, для которой создалась невозможность исполнения, обязана уведомить другую Сторону. Срок уведомления — </w:t>
       </w:r>
       <w:r>
-        <w:t xml:space="preserve">в течение десяти рабочих дней с момента подписания акта</w:t>
+        <w:t xml:space="preserve">в течение трех рабочих дней с момента подписания акта</w:t>
       </w:r>
       <w:r>
         <w:t xml:space="preserve">.</w:t>
@@ -383,7 +419,7 @@
         <w:t xml:space="preserve">Все споры и разногласия решаются путём переговоров. Претензионный порядок обязателен, срок ответа на претензию — </w:t>
       </w:r>
       <w:r>
-        <w:t xml:space="preserve">в течение 45 (Сорока пяти) рабочих дней со дня предъявления требования</w:t>
+        <w:t xml:space="preserve">в течение 10 (Десяти) рабочих дней со дня предъявления требования</w:t>
       </w:r>
       <w:r>
         <w:t xml:space="preserve">.</w:t>
@@ -404,7 +440,7 @@
         <w:t xml:space="preserve">Дополнительный телефон: </w:t>
       </w:r>
       <w:r>
-        <w:t xml:space="preserve">+7 (846) ⁠851-71-­22</w:t>
+        <w:t xml:space="preserve">+7 ⁠(843) ‍471-23-73</w:t>
       </w:r>
     </w:p>
     <w:p>
@@ -412,7 +448,7 @@
         <w:t xml:space="preserve">Контактное лицо: </w:t>
       </w:r>
       <w:r>
-        <w:t xml:space="preserve">И⁠ванова-Пе­трова Алла Юрьевна</w:t>
+        <w:t xml:space="preserve">Ив­ано‍ва-Петрова Алла Юрьевна</w:t>
       </w:r>
     </w:p>
     <w:p>
@@ -456,7 +492,7 @@
         <w:t xml:space="preserve">1</w:t>
       </w:r>
       <w:r>
-        <w:t xml:space="preserve">5 (пятнадцать) процентов за каждый день просрочки</w:t>
+        <w:t xml:space="preserve">8% от стоимости неоплаченных работ</w:t>
       </w:r>
       <w:r>
         <w:t xml:space="preserve">.</w:t>
@@ -470,10 +506,10 @@
         <w:rPr>
           <w:b/>
         </w:rPr>
-        <w:t xml:space="preserve">в течение 2</w:t>
-      </w:r>
-      <w:r>
-        <w:t xml:space="preserve">0 календарных дней</w:t>
+        <w:t xml:space="preserve">в течение 3</w:t>
+      </w:r>
+      <w:r>
+        <w:t xml:space="preserve">6 месяцев с даты подписания Сторонами акта сдачи-приемки оказанных услуг</w:t>
       </w:r>
       <w:r>
         <w:t xml:space="preserve">.</w:t>
@@ -487,10 +523,10 @@
         <w:rPr>
           <w:b/>
         </w:rPr>
-        <w:t xml:space="preserve">2/2</w:t>
-      </w:r>
-      <w:r>
-        <w:t xml:space="preserve">5</w:t>
+        <w:t xml:space="preserve">3/1</w:t>
+      </w:r>
+      <w:r>
+        <w:t xml:space="preserve">8</w:t>
       </w:r>
       <w:r>
         <w:t xml:space="preserve">.</w:t>
@@ -501,7 +537,7 @@
         <w:t xml:space="preserve">9.4. Контрольная запись: </w:t>
       </w:r>
       <w:r>
-        <w:t xml:space="preserve">9490 0 000,7 (девяносто четыре миллиона девятьсот тысяч) ₽</w:t>
+        <w:t xml:space="preserve">8070 0 000,2 (восемьдесят миллионов семьсот тысяч) ₽</w:t>
       </w:r>
       <w:r>
         <w:t xml:space="preserve">.</w:t>
@@ -556,7 +592,7 @@
               <w:t xml:space="preserve">Юридический адрес: </w:t>
             </w:r>
             <w:r>
-              <w:t xml:space="preserve">а/я 67, г. Сергиев Посад, 141300</w:t>
+              <w:t xml:space="preserve">а/я 79, г. Одинцово, 143000</w:t>
             </w:r>
           </w:p>
           <w:p>
@@ -611,7 +647,7 @@
               <w:t xml:space="preserve">Тел.: </w:t>
             </w:r>
             <w:r>
-              <w:t xml:space="preserve">+7 (812) 700-91-96</w:t>
+              <w:t xml:space="preserve">+7 (383) 289-29-12</w:t>
             </w:r>
           </w:p>
           <w:p>
@@ -619,7 +655,7 @@
               <w:t xml:space="preserve">E-mail: </w:t>
             </w:r>
             <w:r>
-              <w:t xml:space="preserve">maksimova@yandex.ru</w:t>
+              <w:t xml:space="preserve">maksimova@inbox.ru</w:t>
             </w:r>
           </w:p>
           <w:p/>
@@ -657,7 +693,7 @@
               <w:t xml:space="preserve">Адрес регистрации: </w:t>
             </w:r>
             <w:r>
-              <w:t xml:space="preserve">а/я 20, г. Москва, 101000</w:t>
+              <w:t xml:space="preserve">а/я 75, г. Воронеж, 394000</w:t>
             </w:r>
           </w:p>
           <w:p>
@@ -696,7 +732,7 @@
               <w:t xml:space="preserve">Тел.: </w:t>
             </w:r>
             <w:r>
-              <w:t xml:space="preserve">+7 (812) 949-29-82</w:t>
+              <w:t xml:space="preserve">+7 (499) 596-67-34</w:t>
             </w:r>
           </w:p>
           <w:p>
@@ -704,7 +740,7 @@
               <w:t xml:space="preserve">E-mail: </w:t>
             </w:r>
             <w:r>
-              <w:t xml:space="preserve">ivanova.petrova@list.ru</w:t>
+              <w:t xml:space="preserve">ivanova.petrova@bk.ru</w:t>
             </w:r>
           </w:p>
           <w:p/>
@@ -722,7 +758,7 @@
     <w:p>
       <w:r>
         <w:pict>
-          <v:shape id="tb3372" type="#_x0000_t202" style="position:absolute;margin-left:0;margin-top:0;width:400pt;height:40pt">
+          <v:shape id="tb6145" type="#_x0000_t202" style="position:absolute;margin-left:0;margin-top:0;width:400pt;height:40pt">
             <v:textbox>
               <w:txbxContent>
                 <w:p>
@@ -730,13 +766,13 @@
                     <w:t xml:space="preserve">ВНИМАНИЕ! Бухгалтерия: </w:t>
                   </w:r>
                   <w:r>
-                    <w:t xml:space="preserve">Кузнецов Иван Юрьевич</w:t>
+                    <w:t xml:space="preserve">Иванова Дарья Михайловна</w:t>
                   </w:r>
                   <w:r>
                     <w:t xml:space="preserve">, </w:t>
                   </w:r>
                   <w:r>
-                    <w:t xml:space="preserve">+7 (843) 352-62-36 доб. 135</w:t>
+                    <w:t xml:space="preserve">+7 (846) 923-41-80 доб. 532</w:t>
                   </w:r>
                 </w:p>
               </w:txbxContent>

--- a/tests/corpus_v2/docs/sale_0004.docx
+++ b/tests/corpus_v2/docs/sale_0004.docx
@@ -304,255 +304,120 @@
         <w:t xml:space="preserve">.</w:t>
       </w:r>
     </w:p>
-    <w:p/>
-    <w:p>
-      <w:r>
-        <w:rPr>
-          <w:b/>
-        </w:rPr>
-        <w:t xml:space="preserve">3. МЕСТО И СРОКИ ИСПОЛНЕНИЯ</w:t>
-      </w:r>
-    </w:p>
-    <w:p>
-      <w:r>
-        <w:t xml:space="preserve">3.1. Место исполнения обязательств: </w:t>
-      </w:r>
-      <w:r>
-        <w:t xml:space="preserve">а/я 72, г. Сергиев Посад, 141300</w:t>
-      </w:r>
-      <w:r>
-        <w:t xml:space="preserve">.</w:t>
-      </w:r>
-    </w:p>
-    <w:p>
-      <w:r>
-        <w:t xml:space="preserve">3.2. Уведомления направляются </w:t>
-      </w:r>
-      <w:r>
-        <w:t xml:space="preserve">Ивановой-Петровой Алле Юрьевне</w:t>
-      </w:r>
-      <w:r>
-        <w:t xml:space="preserve"> по телефону </w:t>
-      </w:r>
-      <w:r>
-        <w:t xml:space="preserve">+7 (846) 892-95-43</w:t>
-      </w:r>
-      <w:r>
-        <w:t xml:space="preserve">.</w:t>
-      </w:r>
-    </w:p>
-    <w:p>
-      <w:r>
-        <w:t xml:space="preserve">3.3. Срок исполнения обязательств — </w:t>
-      </w:r>
-      <w:r>
-        <w:t xml:space="preserve">не позднее 17.11.2026</w:t>
-      </w:r>
-      <w:r>
-        <w:t xml:space="preserve">.</w:t>
-      </w:r>
-    </w:p>
-    <w:p/>
-    <w:p>
-      <w:r>
-        <w:rPr>
-          <w:b/>
-        </w:rPr>
-        <w:t xml:space="preserve">4. ПРОЧИЕ УСЛОВИЯ</w:t>
-      </w:r>
-    </w:p>
-    <w:p>
-      <w:r>
-        <w:t xml:space="preserve">4.1. </w:t>
-      </w:r>
-      <w:r>
-        <w:t xml:space="preserve">Стороны несут ответственность за неисполнение или ненадлежащее исполнение обязательств в соответствии с законодательством Российской Федерации.</w:t>
-      </w:r>
-    </w:p>
-    <w:p>
-      <w:r>
-        <w:t xml:space="preserve">4.2. </w:t>
-      </w:r>
-      <w:r>
-        <w:t xml:space="preserve">Размер неустойки за нарушение сроков оплаты: </w:t>
-      </w:r>
-      <w:r>
-        <w:t xml:space="preserve">1/300 ключевой ставки ЦБ РФ за каждый день просрочки</w:t>
-      </w:r>
-      <w:r>
-        <w:t xml:space="preserve">. Предельный размер ответственности: </w:t>
-      </w:r>
-      <w:r>
-        <w:t xml:space="preserve">1/150 ключевой ставки ЦБ РФ годовых</w:t>
-      </w:r>
-      <w:r>
-        <w:t xml:space="preserve">.</w:t>
-      </w:r>
-    </w:p>
-    <w:p>
-      <w:r>
-        <w:t xml:space="preserve">4.3. </w:t>
-      </w:r>
-      <w:r>
-        <w:t xml:space="preserve">Стороны освобождаются от ответственности при наступлении обстоятельств непреодолимой силы, если они прямо повлияли на исполнение обязательств.</w:t>
-      </w:r>
-    </w:p>
-    <w:p>
-      <w:r>
-        <w:t xml:space="preserve">4.4. </w:t>
-      </w:r>
-      <w:r>
-        <w:t xml:space="preserve">Сторона, для которой создалась невозможность исполнения, обязана уведомить другую Сторону. Срок уведомления — </w:t>
-      </w:r>
-      <w:r>
-        <w:t xml:space="preserve">в течение трех рабочих дней с момента подписания акта</w:t>
-      </w:r>
-      <w:r>
-        <w:t xml:space="preserve">.</w:t>
-      </w:r>
-    </w:p>
-    <w:p>
-      <w:r>
-        <w:t xml:space="preserve">4.5. </w:t>
-      </w:r>
-      <w:r>
-        <w:t xml:space="preserve">Все споры и разногласия решаются путём переговоров. Претензионный порядок обязателен, срок ответа на претензию — </w:t>
-      </w:r>
-      <w:r>
-        <w:t xml:space="preserve">в течение 10 (Десяти) рабочих дней со дня предъявления требования</w:t>
-      </w:r>
-      <w:r>
-        <w:t xml:space="preserve">.</w:t>
-      </w:r>
-    </w:p>
-    <w:p/>
-    <w:p/>
-    <w:p>
-      <w:r>
-        <w:rPr>
-          <w:b/>
-        </w:rPr>
-        <w:t xml:space="preserve">10. ДОПОЛНИТЕЛЬНЫЕ СВЕДЕНИЯ О СТОРОНАХ</w:t>
-      </w:r>
-    </w:p>
-    <w:p>
-      <w:r>
-        <w:t xml:space="preserve">Дополнительный телефон: </w:t>
-      </w:r>
-      <w:r>
-        <w:t xml:space="preserve">+7 ⁠(843) ‍471-23-73</w:t>
-      </w:r>
-    </w:p>
-    <w:p>
-      <w:r>
-        <w:t xml:space="preserve">Контактное лицо: </w:t>
-      </w:r>
-      <w:r>
-        <w:t xml:space="preserve">Ив­ано‍ва-Петрова Алла Юрьевна</w:t>
-      </w:r>
-    </w:p>
-    <w:p>
-      <w:r>
-        <w:t xml:space="preserve">Получатель уведомлений: </w:t>
-      </w:r>
-      <w:r>
-        <w:t xml:space="preserve">Иванова-Петрова</w:t>
-        <w:br/>
-        <w:t xml:space="preserve">Алла Юрьевна</w:t>
-      </w:r>
-    </w:p>
-    <w:p>
-      <w:r>
-        <w:t xml:space="preserve">Счёт для возврата: </w:t>
-      </w:r>
-      <w:r>
-        <w:t xml:space="preserve">408028101</w:t>
-        <w:br/>
-        <w:t xml:space="preserve">84403400452</w:t>
-      </w:r>
-    </w:p>
-    <w:p/>
-    <w:p/>
-    <w:p>
-      <w:r>
-        <w:rPr>
-          <w:b/>
-        </w:rPr>
-        <w:t xml:space="preserve">9. КОНТРОЛЬНЫЕ ВЕЛИЧИНЫ</w:t>
-      </w:r>
-    </w:p>
-    <w:p>
-      <w:r>
-        <w:t xml:space="preserve">9.1. Контрольная запись: </w:t>
-      </w:r>
-      <w:r>
-        <w:rPr>
-          <w:b/>
-        </w:rPr>
-        <w:t xml:space="preserve">1</w:t>
-      </w:r>
-      <w:r>
-        <w:t xml:space="preserve">8% от стоимости неоплаченных работ</w:t>
-      </w:r>
-      <w:r>
-        <w:t xml:space="preserve">.</w:t>
-      </w:r>
-    </w:p>
-    <w:p>
-      <w:r>
-        <w:t xml:space="preserve">9.2. Контрольная запись: </w:t>
-      </w:r>
-      <w:r>
-        <w:rPr>
-          <w:b/>
-        </w:rPr>
-        <w:t xml:space="preserve">в течение 3</w:t>
-      </w:r>
-      <w:r>
-        <w:t xml:space="preserve">6 месяцев с даты подписания Сторонами акта сдачи-приемки оказанных услуг</w:t>
-      </w:r>
-      <w:r>
-        <w:t xml:space="preserve">.</w:t>
-      </w:r>
-    </w:p>
-    <w:p>
-      <w:r>
-        <w:t xml:space="preserve">9.3. Контрольная запись: </w:t>
-      </w:r>
-      <w:r>
-        <w:rPr>
-          <w:b/>
-        </w:rPr>
-        <w:t xml:space="preserve">3/1</w:t>
-      </w:r>
-      <w:r>
-        <w:t xml:space="preserve">8</w:t>
-      </w:r>
-      <w:r>
-        <w:t xml:space="preserve">.</w:t>
-      </w:r>
-    </w:p>
-    <w:p>
-      <w:r>
-        <w:t xml:space="preserve">9.4. Контрольная запись: </w:t>
-      </w:r>
-      <w:r>
-        <w:t xml:space="preserve">8070 0 000,2 (восемьдесят миллионов семьсот тысяч) ₽</w:t>
-      </w:r>
-      <w:r>
-        <w:t xml:space="preserve">.</w:t>
-      </w:r>
-    </w:p>
-    <w:p/>
-    <w:p>
-      <w:r>
-        <w:rPr>
-          <w:b/>
-        </w:rPr>
-        <w:t xml:space="preserve">РЕКВИЗИТЫ И ПОДПИСИ СТОРОН</w:t>
-      </w:r>
-    </w:p>
-    <w:p/>
+    <w:p>
+      <w:r>
+        <w:t xml:space="preserve">2.5. </w:t>
+      </w:r>
+      <w:r>
+        <w:t xml:space="preserve">Товар маркирован штрихкодом </w:t>
+      </w:r>
+      <w:r>
+        <w:t xml:space="preserve">4607447881584</w:t>
+      </w:r>
+      <w:r>
+        <w:t xml:space="preserve">. Код контрагента по ОКПО — </w:t>
+      </w:r>
+      <w:r>
+        <w:t xml:space="preserve">7173000274</w:t>
+      </w:r>
+      <w:r>
+        <w:t xml:space="preserve">. Оборудование учтено под инвентарным номером </w:t>
+      </w:r>
+      <w:r>
+        <w:t xml:space="preserve">048840529</w:t>
+      </w:r>
+      <w:r>
+        <w:t xml:space="preserve">, складской позиции присвоен номер </w:t>
+      </w:r>
+      <w:r>
+        <w:t xml:space="preserve">702289307</w:t>
+      </w:r>
+      <w:r>
+        <w:t xml:space="preserve">.</w:t>
+      </w:r>
+    </w:p>
+    <w:p>
+      <w:r>
+        <w:t xml:space="preserve">2.6. </w:t>
+      </w:r>
+      <w:r>
+        <w:t xml:space="preserve">Оплата по счёту-фактуре на КБК </w:t>
+      </w:r>
+      <w:r>
+        <w:t xml:space="preserve">18210101011011000176</w:t>
+      </w:r>
+      <w:r>
+        <w:t xml:space="preserve">. ИНН не присвоен, регистрационный № </w:t>
+      </w:r>
+      <w:r>
+        <w:t xml:space="preserve">6321659972</w:t>
+      </w:r>
+      <w:r>
+        <w:t xml:space="preserve">. ИНН не присвоен, платёжный документ № </w:t>
+      </w:r>
+      <w:r>
+        <w:t xml:space="preserve">545912142509</w:t>
+      </w:r>
+      <w:r>
+        <w:t xml:space="preserve">. Заказчик действует в лице </w:t>
+      </w:r>
+      <w:r>
+        <w:t xml:space="preserve">уполномоченного представителя</w:t>
+      </w:r>
+      <w:r>
+        <w:t xml:space="preserve">, назначаемого приказом.</w:t>
+      </w:r>
+    </w:p>
+    <w:p>
+      <w:r>
+        <w:t xml:space="preserve">2.7. </w:t>
+      </w:r>
+      <w:r>
+        <w:t xml:space="preserve">Массовая доля влаги в товаре — </w:t>
+      </w:r>
+      <w:r>
+        <w:t xml:space="preserve">не более 12 %</w:t>
+      </w:r>
+      <w:r>
+        <w:t xml:space="preserve">. Товар подлежит хранению </w:t>
+      </w:r>
+      <w:r>
+        <w:t xml:space="preserve">в течение 12 часов</w:t>
+      </w:r>
+      <w:r>
+        <w:t xml:space="preserve"> при температуре не выше +4 °C. Срок исковой давности по требованиям, вытекающим из Договора, составляет </w:t>
+      </w:r>
+      <w:r>
+        <w:t xml:space="preserve">в течение трёх лет</w:t>
+      </w:r>
+      <w:r>
+        <w:t xml:space="preserve">, как установлено статьёй 196 Гражданского кодекса Российской Федерации. Обработка данных ведётся согласно Федеральному закону от 27.07.2006 № 152-ФЗ </w:t>
+      </w:r>
+      <w:r>
+        <w:t xml:space="preserve">«О персональных данных»</w:t>
+      </w:r>
+      <w:r>
+        <w:t xml:space="preserve">. Товар поставляется под маркой </w:t>
+      </w:r>
+      <w:r>
+        <w:t xml:space="preserve">«Стандарт»</w:t>
+      </w:r>
+      <w:r>
+        <w:t xml:space="preserve">. Влажность определяется </w:t>
+      </w:r>
+      <w:r>
+        <w:t xml:space="preserve">по методу Кьельдаля</w:t>
+      </w:r>
+      <w:r>
+        <w:t xml:space="preserve">. Споры передаются на рассмотрение в Арбитражный суд </w:t>
+      </w:r>
+      <w:r>
+        <w:t xml:space="preserve">города Москвы</w:t>
+      </w:r>
+      <w:r>
+        <w:t xml:space="preserve">.</w:t>
+      </w:r>
+    </w:p>
     <w:tbl>
       <w:tblPr>
         <w:tblW w:w="9360" w:type="dxa"/>
@@ -576,95 +441,7 @@
           </w:tcPr>
           <w:p>
             <w:r>
-              <w:rPr>
-                <w:b/>
-              </w:rPr>
-              <w:t xml:space="preserve">Продавец:</w:t>
-            </w:r>
-          </w:p>
-          <w:p>
-            <w:r>
-              <w:t xml:space="preserve">ООО «Иванов»</w:t>
-            </w:r>
-          </w:p>
-          <w:p>
-            <w:r>
-              <w:t xml:space="preserve">Юридический адрес: </w:t>
-            </w:r>
-            <w:r>
-              <w:t xml:space="preserve">а/я 79, г. Одинцово, 143000</w:t>
-            </w:r>
-          </w:p>
-          <w:p>
-            <w:r>
-              <w:t xml:space="preserve">ИНН </w:t>
-            </w:r>
-            <w:r>
-              <w:t xml:space="preserve">5883784675</w:t>
-            </w:r>
-            <w:r>
-              <w:t xml:space="preserve"> КПП </w:t>
-            </w:r>
-            <w:r>
-              <w:t xml:space="preserve">423919130</w:t>
-            </w:r>
-          </w:p>
-          <w:p>
-            <w:r>
-              <w:t xml:space="preserve">ОГРН </w:t>
-            </w:r>
-            <w:r>
-              <w:t xml:space="preserve">1815198063195</w:t>
-            </w:r>
-          </w:p>
-          <w:p>
-            <w:r>
-              <w:t xml:space="preserve">р/с </w:t>
-            </w:r>
-            <w:r>
-              <w:t xml:space="preserve">40702810525157642631</w:t>
-            </w:r>
-            <w:r>
-              <w:t xml:space="preserve"> в ПАО Сбербанк</w:t>
-            </w:r>
-          </w:p>
-          <w:p>
-            <w:r>
-              <w:t xml:space="preserve">к/с </w:t>
-            </w:r>
-            <w:r>
-              <w:t xml:space="preserve">30101810400000000225</w:t>
-            </w:r>
-            <w:r>
-              <w:t xml:space="preserve"> БИК </w:t>
-            </w:r>
-            <w:r>
-              <w:t xml:space="preserve">044525225</w:t>
-            </w:r>
-          </w:p>
-          <w:p>
-            <w:r>
-              <w:t xml:space="preserve">Тел.: </w:t>
-            </w:r>
-            <w:r>
-              <w:t xml:space="preserve">+7 (383) 289-29-12</w:t>
-            </w:r>
-          </w:p>
-          <w:p>
-            <w:r>
-              <w:t xml:space="preserve">E-mail: </w:t>
-            </w:r>
-            <w:r>
-              <w:t xml:space="preserve">maksimova@inbox.ru</w:t>
-            </w:r>
-          </w:p>
-          <w:p/>
-          <w:p>
-            <w:r>
-              <w:t xml:space="preserve">Директор ______________ </w:t>
-            </w:r>
-            <w:r>
-              <w:t xml:space="preserve">Е. О. Максимова</w:t>
+              <w:t xml:space="preserve">8</w:t>
             </w:r>
           </w:p>
         </w:tc>
@@ -674,6 +451,390 @@
           </w:tcPr>
           <w:p>
             <w:r>
+              <w:t xml:space="preserve">7456879909</w:t>
+            </w:r>
+          </w:p>
+        </w:tc>
+      </w:tr>
+    </w:tbl>
+    <w:p/>
+    <w:p>
+      <w:r>
+        <w:rPr>
+          <w:b/>
+        </w:rPr>
+        <w:t xml:space="preserve">3. МЕСТО И СРОКИ ИСПОЛНЕНИЯ</w:t>
+      </w:r>
+    </w:p>
+    <w:p>
+      <w:r>
+        <w:t xml:space="preserve">3.1. Место исполнения обязательств: </w:t>
+      </w:r>
+      <w:r>
+        <w:t xml:space="preserve">а/я 67, г. Сергиев Посад, 141300</w:t>
+      </w:r>
+      <w:r>
+        <w:t xml:space="preserve">.</w:t>
+      </w:r>
+    </w:p>
+    <w:p>
+      <w:r>
+        <w:t xml:space="preserve">3.2. Уведомления направляются </w:t>
+      </w:r>
+      <w:r>
+        <w:t xml:space="preserve">Ивановой-Петровой Алле Юрьевне</w:t>
+      </w:r>
+      <w:r>
+        <w:t xml:space="preserve"> по телефону </w:t>
+      </w:r>
+      <w:r>
+        <w:t xml:space="preserve">+7 (383) 166-52-85</w:t>
+      </w:r>
+      <w:r>
+        <w:t xml:space="preserve">.</w:t>
+      </w:r>
+    </w:p>
+    <w:p>
+      <w:r>
+        <w:t xml:space="preserve">3.3. Срок исполнения обязательств — </w:t>
+      </w:r>
+      <w:r>
+        <w:t xml:space="preserve">не позднее 21.11.2025</w:t>
+      </w:r>
+      <w:r>
+        <w:t xml:space="preserve">.</w:t>
+      </w:r>
+    </w:p>
+    <w:p/>
+    <w:p>
+      <w:r>
+        <w:rPr>
+          <w:b/>
+        </w:rPr>
+        <w:t xml:space="preserve">4. ПРОЧИЕ УСЛОВИЯ</w:t>
+      </w:r>
+    </w:p>
+    <w:p>
+      <w:r>
+        <w:t xml:space="preserve">4.1. </w:t>
+      </w:r>
+      <w:r>
+        <w:t xml:space="preserve">Стороны несут ответственность за неисполнение или ненадлежащее исполнение обязательств в соответствии с законодательством Российской Федерации.</w:t>
+      </w:r>
+    </w:p>
+    <w:p>
+      <w:r>
+        <w:t xml:space="preserve">4.2. </w:t>
+      </w:r>
+      <w:r>
+        <w:t xml:space="preserve">Размер неустойки за нарушение сроков оплаты: </w:t>
+      </w:r>
+      <w:r>
+        <w:t xml:space="preserve">1/300 ключевой ставки ЦБ РФ за каждый день просрочки</w:t>
+      </w:r>
+      <w:r>
+        <w:t xml:space="preserve">. Предельный размер ответственности: </w:t>
+      </w:r>
+      <w:r>
+        <w:t xml:space="preserve">1/150 ключевой ставки ЦБ РФ годовых</w:t>
+      </w:r>
+      <w:r>
+        <w:t xml:space="preserve">.</w:t>
+      </w:r>
+    </w:p>
+    <w:p>
+      <w:r>
+        <w:t xml:space="preserve">4.3. </w:t>
+      </w:r>
+      <w:r>
+        <w:t xml:space="preserve">Стороны освобождаются от ответственности при наступлении обстоятельств непреодолимой силы, если они прямо повлияли на исполнение обязательств.</w:t>
+      </w:r>
+    </w:p>
+    <w:p>
+      <w:r>
+        <w:t xml:space="preserve">4.4. </w:t>
+      </w:r>
+      <w:r>
+        <w:t xml:space="preserve">Сторона, для которой создалась невозможность исполнения, обязана уведомить другую Сторону. Срок уведомления — </w:t>
+      </w:r>
+      <w:r>
+        <w:t xml:space="preserve">в течение четырнадцати рабочих дней с момента подписания акта</w:t>
+      </w:r>
+      <w:r>
+        <w:t xml:space="preserve">.</w:t>
+      </w:r>
+    </w:p>
+    <w:p>
+      <w:r>
+        <w:t xml:space="preserve">4.5. </w:t>
+      </w:r>
+      <w:r>
+        <w:t xml:space="preserve">Все споры и разногласия решаются путём переговоров. Претензионный порядок обязателен, срок ответа на претензию — </w:t>
+      </w:r>
+      <w:r>
+        <w:t xml:space="preserve">в течение 3 (Трёх) рабочих дней со дня предъявления требования</w:t>
+      </w:r>
+      <w:r>
+        <w:t xml:space="preserve">.</w:t>
+      </w:r>
+    </w:p>
+    <w:p/>
+    <w:p/>
+    <w:p>
+      <w:r>
+        <w:rPr>
+          <w:b/>
+        </w:rPr>
+        <w:t xml:space="preserve">10. ДОПОЛНИТЕЛЬНЫЕ СВЕДЕНИЯ О СТОРОНАХ</w:t>
+      </w:r>
+    </w:p>
+    <w:p>
+      <w:r>
+        <w:t xml:space="preserve">Дополнительный телефон: </w:t>
+      </w:r>
+      <w:r>
+        <w:t xml:space="preserve">+7 (499) 840 -8­6-29</w:t>
+      </w:r>
+    </w:p>
+    <w:p>
+      <w:r>
+        <w:t xml:space="preserve">Контактное лицо: </w:t>
+      </w:r>
+      <w:r>
+        <w:t xml:space="preserve">Иванова-Пет­рова Алла­ Юрьевна</w:t>
+      </w:r>
+    </w:p>
+    <w:p>
+      <w:r>
+        <w:t xml:space="preserve">Получатель уведомлений: </w:t>
+      </w:r>
+      <w:r>
+        <w:t xml:space="preserve">Иванова-Петрова</w:t>
+        <w:br/>
+        <w:t xml:space="preserve">Алла Юрьевна</w:t>
+      </w:r>
+    </w:p>
+    <w:p>
+      <w:r>
+        <w:t xml:space="preserve">Счёт для возврата: </w:t>
+      </w:r>
+      <w:r>
+        <w:t xml:space="preserve">408028101</w:t>
+        <w:br/>
+        <w:t xml:space="preserve">84403400452</w:t>
+      </w:r>
+    </w:p>
+    <w:p/>
+    <w:p/>
+    <w:p>
+      <w:r>
+        <w:rPr>
+          <w:b/>
+        </w:rPr>
+        <w:t xml:space="preserve">9. КОНТРОЛЬНЫЕ ВЕЛИЧИНЫ</w:t>
+      </w:r>
+    </w:p>
+    <w:p>
+      <w:r>
+        <w:t xml:space="preserve">9.1. Контрольная запись: </w:t>
+      </w:r>
+      <w:r>
+        <w:rPr>
+          <w:b/>
+        </w:rPr>
+        <w:t xml:space="preserve">1/3</w:t>
+      </w:r>
+      <w:r>
+        <w:t xml:space="preserve">00 ключевой ставки ЦБ РФ от цены Договора</w:t>
+      </w:r>
+      <w:r>
+        <w:t xml:space="preserve">.</w:t>
+      </w:r>
+    </w:p>
+    <w:p>
+      <w:r>
+        <w:t xml:space="preserve">9.2. Контрольная запись: </w:t>
+      </w:r>
+      <w:r>
+        <w:rPr>
+          <w:b/>
+        </w:rPr>
+        <w:t xml:space="preserve">не позднее 24.12.20</w:t>
+      </w:r>
+      <w:r>
+        <w:t xml:space="preserve">26</w:t>
+      </w:r>
+      <w:r>
+        <w:t xml:space="preserve">.</w:t>
+      </w:r>
+    </w:p>
+    <w:p>
+      <w:r>
+        <w:t xml:space="preserve">9.3. Контрольная запись: </w:t>
+      </w:r>
+      <w:r>
+        <w:rPr>
+          <w:b/>
+        </w:rPr>
+        <w:t xml:space="preserve">4/1</w:t>
+      </w:r>
+      <w:r>
+        <w:t xml:space="preserve">1</w:t>
+      </w:r>
+      <w:r>
+        <w:t xml:space="preserve">.</w:t>
+      </w:r>
+    </w:p>
+    <w:p>
+      <w:r>
+        <w:t xml:space="preserve">9.4. Контрольная запись: </w:t>
+      </w:r>
+      <w:r>
+        <w:t xml:space="preserve">803 0 000,3 (восемь миллионов тридцать тысяч) ₽</w:t>
+      </w:r>
+      <w:r>
+        <w:t xml:space="preserve">.</w:t>
+      </w:r>
+    </w:p>
+    <w:p/>
+    <w:p>
+      <w:r>
+        <w:rPr>
+          <w:b/>
+        </w:rPr>
+        <w:t xml:space="preserve">РЕКВИЗИТЫ И ПОДПИСИ СТОРОН</w:t>
+      </w:r>
+    </w:p>
+    <w:p/>
+    <w:tbl>
+      <w:tblPr>
+        <w:tblW w:w="9360" w:type="dxa"/>
+        <w:tblBorders>
+          <w:top w:val="single" w:sz="4" w:color="auto"/>
+          <w:left w:val="single" w:sz="4" w:color="auto"/>
+          <w:bottom w:val="single" w:sz="4" w:color="auto"/>
+          <w:right w:val="single" w:sz="4" w:color="auto"/>
+          <w:insideH w:val="single" w:sz="4" w:color="auto"/>
+          <w:insideV w:val="single" w:sz="4" w:color="auto"/>
+        </w:tblBorders>
+      </w:tblPr>
+      <w:tblGrid>
+        <w:gridCol w:w="4680"/>
+        <w:gridCol w:w="4680"/>
+      </w:tblGrid>
+      <w:tr>
+        <w:tc>
+          <w:tcPr>
+            <w:tcW w:w="4680" w:type="dxa"/>
+          </w:tcPr>
+          <w:p>
+            <w:r>
+              <w:rPr>
+                <w:b/>
+              </w:rPr>
+              <w:t xml:space="preserve">Продавец:</w:t>
+            </w:r>
+          </w:p>
+          <w:p>
+            <w:r>
+              <w:t xml:space="preserve">ООО «Иванов»</w:t>
+            </w:r>
+          </w:p>
+          <w:p>
+            <w:r>
+              <w:t xml:space="preserve">Юридический адрес: </w:t>
+            </w:r>
+            <w:r>
+              <w:t xml:space="preserve">а/я 71, г. Москва, 101000</w:t>
+            </w:r>
+          </w:p>
+          <w:p>
+            <w:r>
+              <w:t xml:space="preserve">Почтовый адрес: </w:t>
+            </w:r>
+            <w:r>
+              <w:t xml:space="preserve">а/я 71, г. Воронеж, 394000</w:t>
+            </w:r>
+          </w:p>
+          <w:p>
+            <w:r>
+              <w:t xml:space="preserve">ИНН </w:t>
+            </w:r>
+            <w:r>
+              <w:t xml:space="preserve">5883784675</w:t>
+            </w:r>
+            <w:r>
+              <w:t xml:space="preserve"> КПП </w:t>
+            </w:r>
+            <w:r>
+              <w:t xml:space="preserve">423919130</w:t>
+            </w:r>
+          </w:p>
+          <w:p>
+            <w:r>
+              <w:t xml:space="preserve">ОГРН </w:t>
+            </w:r>
+            <w:r>
+              <w:t xml:space="preserve">1815198063195</w:t>
+            </w:r>
+          </w:p>
+          <w:p>
+            <w:r>
+              <w:t xml:space="preserve">р/с </w:t>
+            </w:r>
+            <w:r>
+              <w:t xml:space="preserve">40702810525157642631</w:t>
+            </w:r>
+            <w:r>
+              <w:t xml:space="preserve"> в ПАО Сбербанк</w:t>
+            </w:r>
+          </w:p>
+          <w:p>
+            <w:r>
+              <w:t xml:space="preserve">к/с </w:t>
+            </w:r>
+            <w:r>
+              <w:t xml:space="preserve">30101810400000000225</w:t>
+            </w:r>
+            <w:r>
+              <w:t xml:space="preserve"> БИК </w:t>
+            </w:r>
+            <w:r>
+              <w:t xml:space="preserve">044525225</w:t>
+            </w:r>
+          </w:p>
+          <w:p>
+            <w:r>
+              <w:t xml:space="preserve">Тел.: </w:t>
+            </w:r>
+            <w:r>
+              <w:t xml:space="preserve">+7 (846) 698-33-82</w:t>
+            </w:r>
+          </w:p>
+          <w:p>
+            <w:r>
+              <w:t xml:space="preserve">E-mail: </w:t>
+            </w:r>
+            <w:r>
+              <w:t xml:space="preserve">maksimova@yandex.ru</w:t>
+            </w:r>
+          </w:p>
+          <w:p/>
+          <w:p>
+            <w:r>
+              <w:t xml:space="preserve">Директор ______________ </w:t>
+            </w:r>
+            <w:r>
+              <w:t xml:space="preserve">Е. О. Максимова</w:t>
+            </w:r>
+          </w:p>
+        </w:tc>
+        <w:tc>
+          <w:tcPr>
+            <w:tcW w:w="4680" w:type="dxa"/>
+          </w:tcPr>
+          <w:p>
+            <w:r>
               <w:rPr>
                 <w:b/>
               </w:rPr>
@@ -693,7 +854,7 @@
               <w:t xml:space="preserve">Адрес регистрации: </w:t>
             </w:r>
             <w:r>
-              <w:t xml:space="preserve">а/я 75, г. Воронеж, 394000</w:t>
+              <w:t xml:space="preserve">а/я 13, г. Химки, 141400</w:t>
             </w:r>
           </w:p>
           <w:p>
@@ -732,7 +893,7 @@
               <w:t xml:space="preserve">Тел.: </w:t>
             </w:r>
             <w:r>
-              <w:t xml:space="preserve">+7 (499) 596-67-34</w:t>
+              <w:t xml:space="preserve">+7 (846) 477-25-26</w:t>
             </w:r>
           </w:p>
           <w:p>
@@ -740,7 +901,7 @@
               <w:t xml:space="preserve">E-mail: </w:t>
             </w:r>
             <w:r>
-              <w:t xml:space="preserve">ivanova.petrova@bk.ru</w:t>
+              <w:t xml:space="preserve">ivanova.petrova@gmail.com</w:t>
             </w:r>
           </w:p>
           <w:p/>
@@ -758,7 +919,7 @@
     <w:p>
       <w:r>
         <w:pict>
-          <v:shape id="tb6145" type="#_x0000_t202" style="position:absolute;margin-left:0;margin-top:0;width:400pt;height:40pt">
+          <v:shape id="tb4852" type="#_x0000_t202" style="position:absolute;margin-left:0;margin-top:0;width:400pt;height:40pt">
             <v:textbox>
               <w:txbxContent>
                 <w:p>
@@ -766,13 +927,13 @@
                     <w:t xml:space="preserve">ВНИМАНИЕ! Бухгалтерия: </w:t>
                   </w:r>
                   <w:r>
-                    <w:t xml:space="preserve">Иванова Дарья Михайловна</w:t>
+                    <w:t xml:space="preserve">Максимова Юлия Павловна</w:t>
                   </w:r>
                   <w:r>
                     <w:t xml:space="preserve">, </w:t>
                   </w:r>
                   <w:r>
-                    <w:t xml:space="preserve">+7 (846) 923-41-80 доб. 532</w:t>
+                    <w:t xml:space="preserve">+7 (499) 957-80-45 доб. 423</w:t>
                   </w:r>
                 </w:p>
               </w:txbxContent>

--- a/tests/corpus_v2/docs/sale_0004.docx
+++ b/tests/corpus_v2/docs/sale_0004.docx
@@ -42,13 +42,13 @@
     <w:p/>
     <w:p>
       <w:r>
-        <w:t xml:space="preserve">ООО «Иванов»</w:t>
+        <w:t xml:space="preserve">ООО «Ромашка»</w:t>
       </w:r>
       <w:r>
         <w:t xml:space="preserve">, именуемое в дальнейшем «Продавец», в лице генерального директора </w:t>
       </w:r>
       <w:r>
-        <w:t xml:space="preserve">Максимовой Екатерины Олеговны</w:t>
+        <w:t xml:space="preserve">Титовой Юлии Николаевны</w:t>
       </w:r>
       <w:r>
         <w:t xml:space="preserve">, действующего на основании </w:t>
@@ -63,7 +63,7 @@
         <w:t xml:space="preserve">ИП </w:t>
       </w:r>
       <w:r>
-        <w:t xml:space="preserve">Иванова-Петрова А. Ю.</w:t>
+        <w:t xml:space="preserve">Павлов Д. Е.</w:t>
       </w:r>
       <w:r>
         <w:t xml:space="preserve">, ИНН </w:t>
@@ -72,7 +72,7 @@
         <w:t xml:space="preserve">557717287940</w:t>
       </w:r>
       <w:r>
-        <w:t xml:space="preserve">, именуемая в дальнейшем «Покупатель», действующая на основании свидетельства о государственной регистрации</w:t>
+        <w:t xml:space="preserve">, именуемый в дальнейшем «Покупатель», действующий на основании свидетельства о государственной регистрации</w:t>
       </w:r>
       <w:r>
         <w:t xml:space="preserve">, с другой стороны, совместно именуемые «Стороны», заключили настоящий Договор № </w:t>
@@ -471,7 +471,7 @@
         <w:t xml:space="preserve">3.1. Место исполнения обязательств: </w:t>
       </w:r>
       <w:r>
-        <w:t xml:space="preserve">а/я 67, г. Сергиев Посад, 141300</w:t>
+        <w:t xml:space="preserve">170100, г. Тверь, ш. Советская, д. 62, кв. 134</w:t>
       </w:r>
       <w:r>
         <w:t xml:space="preserve">.</w:t>
@@ -482,7 +482,7 @@
         <w:t xml:space="preserve">3.2. Уведомления направляются </w:t>
       </w:r>
       <w:r>
-        <w:t xml:space="preserve">Ивановой-Петровой Алле Юрьевне</w:t>
+        <w:t xml:space="preserve">Павлову Дмитрию Егоровичу</w:t>
       </w:r>
       <w:r>
         <w:t xml:space="preserve"> по телефону </w:t>
@@ -601,7 +601,7 @@
         <w:t xml:space="preserve">Контактное лицо: </w:t>
       </w:r>
       <w:r>
-        <w:t xml:space="preserve">Иванова-Пет­рова Алла­ Юрьевна</w:t>
+        <w:t xml:space="preserve">Павлов Дмит­рий Егоро­вич</w:t>
       </w:r>
     </w:p>
     <w:p>
@@ -609,9 +609,9 @@
         <w:t xml:space="preserve">Получатель уведомлений: </w:t>
       </w:r>
       <w:r>
-        <w:t xml:space="preserve">Иванова-Петрова</w:t>
+        <w:t xml:space="preserve">Павлов</w:t>
         <w:br/>
-        <w:t xml:space="preserve">Алла Юрьевна</w:t>
+        <w:t xml:space="preserve">Дмитрий Егорович</w:t>
       </w:r>
     </w:p>
     <w:p>
@@ -737,7 +737,7 @@
           </w:p>
           <w:p>
             <w:r>
-              <w:t xml:space="preserve">ООО «Иванов»</w:t>
+              <w:t xml:space="preserve">ООО «Ромашка»</w:t>
             </w:r>
           </w:p>
           <w:p>
@@ -745,29 +745,21 @@
               <w:t xml:space="preserve">Юридический адрес: </w:t>
             </w:r>
             <w:r>
-              <w:t xml:space="preserve">а/я 71, г. Москва, 101000</w:t>
-            </w:r>
-          </w:p>
-          <w:p>
-            <w:r>
-              <w:t xml:space="preserve">Почтовый адрес: </w:t>
-            </w:r>
-            <w:r>
-              <w:t xml:space="preserve">а/я 71, г. Воронеж, 394000</w:t>
-            </w:r>
-          </w:p>
-          <w:p>
-            <w:r>
-              <w:t xml:space="preserve">ИНН </w:t>
-            </w:r>
-            <w:r>
-              <w:t xml:space="preserve">5883784675</w:t>
-            </w:r>
-            <w:r>
-              <w:t xml:space="preserve"> КПП </w:t>
-            </w:r>
-            <w:r>
-              <w:t xml:space="preserve">423919130</w:t>
+              <w:t xml:space="preserve">603000, г. Нижний Новгород, ул. Садовая, д. 86, кв. 121</w:t>
+            </w:r>
+          </w:p>
+          <w:p>
+            <w:r>
+              <w:t xml:space="preserve">ИНН/КПП </w:t>
+            </w:r>
+            <w:r>
+              <w:t xml:space="preserve">8837846731</w:t>
+            </w:r>
+            <w:r>
+              <w:t xml:space="preserve">/</w:t>
+            </w:r>
+            <w:r>
+              <w:t xml:space="preserve">335117559</w:t>
             </w:r>
           </w:p>
           <w:p>
@@ -775,7 +767,7 @@
               <w:t xml:space="preserve">ОГРН </w:t>
             </w:r>
             <w:r>
-              <w:t xml:space="preserve">1815198063195</w:t>
+              <w:t xml:space="preserve">1151980631923</w:t>
             </w:r>
           </w:p>
           <w:p>
@@ -783,10 +775,10 @@
               <w:t xml:space="preserve">р/с </w:t>
             </w:r>
             <w:r>
-              <w:t xml:space="preserve">40702810525157642631</w:t>
-            </w:r>
-            <w:r>
-              <w:t xml:space="preserve"> в ПАО Сбербанк</w:t>
+              <w:t xml:space="preserve">40702810351576426318</w:t>
+            </w:r>
+            <w:r>
+              <w:t xml:space="preserve"> в Филиал «Центральный» ПАО «Совкомбанк»</w:t>
             </w:r>
           </w:p>
           <w:p>
@@ -794,13 +786,13 @@
               <w:t xml:space="preserve">к/с </w:t>
             </w:r>
             <w:r>
-              <w:t xml:space="preserve">30101810400000000225</w:t>
+              <w:t xml:space="preserve">30101810445250000360</w:t>
             </w:r>
             <w:r>
               <w:t xml:space="preserve"> БИК </w:t>
             </w:r>
             <w:r>
-              <w:t xml:space="preserve">044525225</w:t>
+              <w:t xml:space="preserve">044525360</w:t>
             </w:r>
           </w:p>
           <w:p>
@@ -808,7 +800,7 @@
               <w:t xml:space="preserve">Тел.: </w:t>
             </w:r>
             <w:r>
-              <w:t xml:space="preserve">+7 (846) 698-33-82</w:t>
+              <w:t xml:space="preserve">+7 (499) 665-64-88</w:t>
             </w:r>
           </w:p>
           <w:p>
@@ -816,7 +808,7 @@
               <w:t xml:space="preserve">E-mail: </w:t>
             </w:r>
             <w:r>
-              <w:t xml:space="preserve">maksimova@yandex.ru</w:t>
+              <w:t xml:space="preserve">titova@inbox.ru</w:t>
             </w:r>
           </w:p>
           <w:p/>
@@ -825,7 +817,7 @@
               <w:t xml:space="preserve">Директор ______________ </w:t>
             </w:r>
             <w:r>
-              <w:t xml:space="preserve">Е. О. Максимова</w:t>
+              <w:t xml:space="preserve">Ю. Н. Титова</w:t>
             </w:r>
           </w:p>
         </w:tc>
@@ -846,7 +838,7 @@
               <w:t xml:space="preserve">Индивидуальный предприниматель </w:t>
             </w:r>
             <w:r>
-              <w:t xml:space="preserve">Иванова-Петрова Алла Юрьевна</w:t>
+              <w:t xml:space="preserve">Павлов Дмитрий Егорович</w:t>
             </w:r>
           </w:p>
           <w:p>
@@ -854,7 +846,7 @@
               <w:t xml:space="preserve">Адрес регистрации: </w:t>
             </w:r>
             <w:r>
-              <w:t xml:space="preserve">а/я 13, г. Химки, 141400</w:t>
+              <w:t xml:space="preserve">394000, г. Воронеж, просп. Кутузовский, д. 18, кв. 142</w:t>
             </w:r>
           </w:p>
           <w:p>
@@ -893,7 +885,7 @@
               <w:t xml:space="preserve">Тел.: </w:t>
             </w:r>
             <w:r>
-              <w:t xml:space="preserve">+7 (846) 477-25-26</w:t>
+              <w:t xml:space="preserve">+7 (846) 698-33-82</w:t>
             </w:r>
           </w:p>
           <w:p>
@@ -901,7 +893,7 @@
               <w:t xml:space="preserve">E-mail: </w:t>
             </w:r>
             <w:r>
-              <w:t xml:space="preserve">ivanova.petrova@gmail.com</w:t>
+              <w:t xml:space="preserve">pavlov@yandex.ru</w:t>
             </w:r>
           </w:p>
           <w:p/>
@@ -910,7 +902,7 @@
               <w:t xml:space="preserve">ИП ______________ </w:t>
             </w:r>
             <w:r>
-              <w:t xml:space="preserve">Иванова-Петрова А. Ю.</w:t>
+              <w:t xml:space="preserve">Павлов Д. Е.</w:t>
             </w:r>
           </w:p>
         </w:tc>
@@ -919,7 +911,7 @@
     <w:p>
       <w:r>
         <w:pict>
-          <v:shape id="tb4852" type="#_x0000_t202" style="position:absolute;margin-left:0;margin-top:0;width:400pt;height:40pt">
+          <v:shape id="tb2776" type="#_x0000_t202" style="position:absolute;margin-left:0;margin-top:0;width:400pt;height:40pt">
             <v:textbox>
               <w:txbxContent>
                 <w:p>
@@ -927,13 +919,13 @@
                     <w:t xml:space="preserve">ВНИМАНИЕ! Бухгалтерия: </w:t>
                   </w:r>
                   <w:r>
-                    <w:t xml:space="preserve">Максимова Юлия Павловна</w:t>
+                    <w:t xml:space="preserve">Морозова Дарья Олеговна</w:t>
                   </w:r>
                   <w:r>
                     <w:t xml:space="preserve">, </w:t>
                   </w:r>
                   <w:r>
-                    <w:t xml:space="preserve">+7 (499) 957-80-45 доб. 423</w:t>
+                    <w:t xml:space="preserve">+7 (495) 540-22-57 доб. 224</w:t>
                   </w:r>
                 </w:p>
               </w:txbxContent>
@@ -953,7 +945,7 @@
         <w:t xml:space="preserve">Продавец: _______________ /</w:t>
       </w:r>
       <w:r>
-        <w:t xml:space="preserve">Максимова Е. О.</w:t>
+        <w:t xml:space="preserve">Титова Ю. Н.</w:t>
       </w:r>
       <w:r>
         <w:t xml:space="preserve">/</w:t>
@@ -964,7 +956,7 @@
         <w:t xml:space="preserve">Покупатель: _______________ /</w:t>
       </w:r>
       <w:r>
-        <w:t xml:space="preserve">Иванова-Петрова А. Ю.</w:t>
+        <w:t xml:space="preserve">Павлов Д. Е.</w:t>
       </w:r>
       <w:r>
         <w:t xml:space="preserve">/</w:t>

--- a/tests/corpus_v2/docs/sale_0004.docx
+++ b/tests/corpus_v2/docs/sale_0004.docx
@@ -457,255 +457,34 @@
         </w:tc>
       </w:tr>
     </w:tbl>
-    <w:p/>
-    <w:p>
-      <w:r>
-        <w:rPr>
-          <w:b/>
-        </w:rPr>
-        <w:t xml:space="preserve">3. МЕСТО И СРОКИ ИСПОЛНЕНИЯ</w:t>
-      </w:r>
-    </w:p>
-    <w:p>
-      <w:r>
-        <w:t xml:space="preserve">3.1. Место исполнения обязательств: </w:t>
-      </w:r>
-      <w:r>
-        <w:t xml:space="preserve">170100, г. Тверь, ш. Советская, д. 62, кв. 134</w:t>
-      </w:r>
-      <w:r>
-        <w:t xml:space="preserve">.</w:t>
-      </w:r>
-    </w:p>
-    <w:p>
-      <w:r>
-        <w:t xml:space="preserve">3.2. Уведомления направляются </w:t>
-      </w:r>
-      <w:r>
-        <w:t xml:space="preserve">Павлову Дмитрию Егоровичу</w:t>
-      </w:r>
-      <w:r>
-        <w:t xml:space="preserve"> по телефону </w:t>
-      </w:r>
-      <w:r>
-        <w:t xml:space="preserve">+7 (383) 166-52-85</w:t>
-      </w:r>
-      <w:r>
-        <w:t xml:space="preserve">.</w:t>
-      </w:r>
-    </w:p>
-    <w:p>
-      <w:r>
-        <w:t xml:space="preserve">3.3. Срок исполнения обязательств — </w:t>
-      </w:r>
-      <w:r>
-        <w:t xml:space="preserve">не позднее 21.11.2025</w:t>
-      </w:r>
-      <w:r>
-        <w:t xml:space="preserve">.</w:t>
-      </w:r>
-    </w:p>
-    <w:p/>
-    <w:p>
-      <w:r>
-        <w:rPr>
-          <w:b/>
-        </w:rPr>
-        <w:t xml:space="preserve">4. ПРОЧИЕ УСЛОВИЯ</w:t>
-      </w:r>
-    </w:p>
-    <w:p>
-      <w:r>
-        <w:t xml:space="preserve">4.1. </w:t>
-      </w:r>
-      <w:r>
-        <w:t xml:space="preserve">Стороны несут ответственность за неисполнение или ненадлежащее исполнение обязательств в соответствии с законодательством Российской Федерации.</w:t>
-      </w:r>
-    </w:p>
-    <w:p>
-      <w:r>
-        <w:t xml:space="preserve">4.2. </w:t>
-      </w:r>
-      <w:r>
-        <w:t xml:space="preserve">Размер неустойки за нарушение сроков оплаты: </w:t>
-      </w:r>
-      <w:r>
-        <w:t xml:space="preserve">1/300 ключевой ставки ЦБ РФ за каждый день просрочки</w:t>
-      </w:r>
-      <w:r>
-        <w:t xml:space="preserve">. Предельный размер ответственности: </w:t>
-      </w:r>
-      <w:r>
-        <w:t xml:space="preserve">1/150 ключевой ставки ЦБ РФ годовых</w:t>
-      </w:r>
-      <w:r>
-        <w:t xml:space="preserve">.</w:t>
-      </w:r>
-    </w:p>
-    <w:p>
-      <w:r>
-        <w:t xml:space="preserve">4.3. </w:t>
-      </w:r>
-      <w:r>
-        <w:t xml:space="preserve">Стороны освобождаются от ответственности при наступлении обстоятельств непреодолимой силы, если они прямо повлияли на исполнение обязательств.</w:t>
-      </w:r>
-    </w:p>
-    <w:p>
-      <w:r>
-        <w:t xml:space="preserve">4.4. </w:t>
-      </w:r>
-      <w:r>
-        <w:t xml:space="preserve">Сторона, для которой создалась невозможность исполнения, обязана уведомить другую Сторону. Срок уведомления — </w:t>
-      </w:r>
-      <w:r>
-        <w:t xml:space="preserve">в течение четырнадцати рабочих дней с момента подписания акта</w:t>
-      </w:r>
-      <w:r>
-        <w:t xml:space="preserve">.</w:t>
-      </w:r>
-    </w:p>
-    <w:p>
-      <w:r>
-        <w:t xml:space="preserve">4.5. </w:t>
-      </w:r>
-      <w:r>
-        <w:t xml:space="preserve">Все споры и разногласия решаются путём переговоров. Претензионный порядок обязателен, срок ответа на претензию — </w:t>
-      </w:r>
-      <w:r>
-        <w:t xml:space="preserve">в течение 3 (Трёх) рабочих дней со дня предъявления требования</w:t>
-      </w:r>
-      <w:r>
-        <w:t xml:space="preserve">.</w:t>
-      </w:r>
-    </w:p>
-    <w:p/>
-    <w:p/>
-    <w:p>
-      <w:r>
-        <w:rPr>
-          <w:b/>
-        </w:rPr>
-        <w:t xml:space="preserve">10. ДОПОЛНИТЕЛЬНЫЕ СВЕДЕНИЯ О СТОРОНАХ</w:t>
-      </w:r>
-    </w:p>
-    <w:p>
-      <w:r>
-        <w:t xml:space="preserve">Дополнительный телефон: </w:t>
-      </w:r>
-      <w:r>
-        <w:t xml:space="preserve">+7 (499) 840 -8­6-29</w:t>
-      </w:r>
-    </w:p>
-    <w:p>
-      <w:r>
-        <w:t xml:space="preserve">Контактное лицо: </w:t>
-      </w:r>
-      <w:r>
-        <w:t xml:space="preserve">Павлов Дмит­рий Егоро­вич</w:t>
-      </w:r>
-    </w:p>
-    <w:p>
-      <w:r>
-        <w:t xml:space="preserve">Получатель уведомлений: </w:t>
-      </w:r>
-      <w:r>
-        <w:t xml:space="preserve">Павлов</w:t>
-        <w:br/>
-        <w:t xml:space="preserve">Дмитрий Егорович</w:t>
-      </w:r>
-    </w:p>
-    <w:p>
-      <w:r>
-        <w:t xml:space="preserve">Счёт для возврата: </w:t>
-      </w:r>
-      <w:r>
-        <w:t xml:space="preserve">408028101</w:t>
-        <w:br/>
-        <w:t xml:space="preserve">84403400452</w:t>
-      </w:r>
-    </w:p>
-    <w:p/>
-    <w:p/>
-    <w:p>
-      <w:r>
-        <w:rPr>
-          <w:b/>
-        </w:rPr>
-        <w:t xml:space="preserve">9. КОНТРОЛЬНЫЕ ВЕЛИЧИНЫ</w:t>
-      </w:r>
-    </w:p>
-    <w:p>
-      <w:r>
-        <w:t xml:space="preserve">9.1. Контрольная запись: </w:t>
-      </w:r>
-      <w:r>
-        <w:rPr>
-          <w:b/>
-        </w:rPr>
-        <w:t xml:space="preserve">1/3</w:t>
-      </w:r>
-      <w:r>
-        <w:t xml:space="preserve">00 ключевой ставки ЦБ РФ от цены Договора</w:t>
-      </w:r>
-      <w:r>
-        <w:t xml:space="preserve">.</w:t>
-      </w:r>
-    </w:p>
-    <w:p>
-      <w:r>
-        <w:t xml:space="preserve">9.2. Контрольная запись: </w:t>
-      </w:r>
-      <w:r>
-        <w:rPr>
-          <w:b/>
-        </w:rPr>
-        <w:t xml:space="preserve">не позднее 24.12.20</w:t>
-      </w:r>
-      <w:r>
-        <w:t xml:space="preserve">26</w:t>
-      </w:r>
-      <w:r>
-        <w:t xml:space="preserve">.</w:t>
-      </w:r>
-    </w:p>
-    <w:p>
-      <w:r>
-        <w:t xml:space="preserve">9.3. Контрольная запись: </w:t>
-      </w:r>
-      <w:r>
-        <w:rPr>
-          <w:b/>
-        </w:rPr>
-        <w:t xml:space="preserve">4/1</w:t>
-      </w:r>
-      <w:r>
-        <w:t xml:space="preserve">1</w:t>
-      </w:r>
-      <w:r>
-        <w:t xml:space="preserve">.</w:t>
-      </w:r>
-    </w:p>
-    <w:p>
-      <w:r>
-        <w:t xml:space="preserve">9.4. Контрольная запись: </w:t>
-      </w:r>
-      <w:r>
-        <w:t xml:space="preserve">803 0 000,3 (восемь миллионов тридцать тысяч) ₽</w:t>
-      </w:r>
-      <w:r>
-        <w:t xml:space="preserve">.</w:t>
-      </w:r>
-    </w:p>
-    <w:p/>
-    <w:p>
-      <w:r>
-        <w:rPr>
-          <w:b/>
-        </w:rPr>
-        <w:t xml:space="preserve">РЕКВИЗИТЫ И ПОДПИСИ СТОРОН</w:t>
-      </w:r>
-    </w:p>
-    <w:p/>
+    <w:p>
+      <w:r>
+        <w:t xml:space="preserve">2.8. </w:t>
+      </w:r>
+      <w:r>
+        <w:t xml:space="preserve">Платёж по налогу перечисляется на код бюджетной классификации </w:t>
+      </w:r>
+      <w:r>
+        <w:t xml:space="preserve">182 101 010 110 110 001 10</w:t>
+      </w:r>
+      <w:r>
+        <w:t xml:space="preserve">, получатель — территориальный орган Федерального казначейства.</w:t>
+      </w:r>
+    </w:p>
+    <w:p>
+      <w:r>
+        <w:t xml:space="preserve">2.9. </w:t>
+      </w:r>
+      <w:r>
+        <w:t xml:space="preserve">Полномочия подтверждаются свидетельством о рождении, выдано </w:t>
+      </w:r>
+      <w:r>
+        <w:t xml:space="preserve">05.01.2019</w:t>
+      </w:r>
+      <w:r>
+        <w:t xml:space="preserve"> отделом ЗАГС.</w:t>
+      </w:r>
+    </w:p>
     <w:tbl>
       <w:tblPr>
         <w:tblW w:w="9360" w:type="dxa"/>
@@ -729,95 +508,7 @@
           </w:tcPr>
           <w:p>
             <w:r>
-              <w:rPr>
-                <w:b/>
-              </w:rPr>
-              <w:t xml:space="preserve">Продавец:</w:t>
-            </w:r>
-          </w:p>
-          <w:p>
-            <w:r>
-              <w:t xml:space="preserve">ООО «Ромашка»</w:t>
-            </w:r>
-          </w:p>
-          <w:p>
-            <w:r>
-              <w:t xml:space="preserve">Юридический адрес: </w:t>
-            </w:r>
-            <w:r>
-              <w:t xml:space="preserve">603000, г. Нижний Новгород, ул. Садовая, д. 86, кв. 121</w:t>
-            </w:r>
-          </w:p>
-          <w:p>
-            <w:r>
-              <w:t xml:space="preserve">ИНН/КПП </w:t>
-            </w:r>
-            <w:r>
-              <w:t xml:space="preserve">8837846731</w:t>
-            </w:r>
-            <w:r>
-              <w:t xml:space="preserve">/</w:t>
-            </w:r>
-            <w:r>
-              <w:t xml:space="preserve">335117559</w:t>
-            </w:r>
-          </w:p>
-          <w:p>
-            <w:r>
-              <w:t xml:space="preserve">ОГРН </w:t>
-            </w:r>
-            <w:r>
-              <w:t xml:space="preserve">1151980631923</w:t>
-            </w:r>
-          </w:p>
-          <w:p>
-            <w:r>
-              <w:t xml:space="preserve">р/с </w:t>
-            </w:r>
-            <w:r>
-              <w:t xml:space="preserve">40702810351576426318</w:t>
-            </w:r>
-            <w:r>
-              <w:t xml:space="preserve"> в Филиал «Центральный» ПАО «Совкомбанк»</w:t>
-            </w:r>
-          </w:p>
-          <w:p>
-            <w:r>
-              <w:t xml:space="preserve">к/с </w:t>
-            </w:r>
-            <w:r>
-              <w:t xml:space="preserve">30101810445250000360</w:t>
-            </w:r>
-            <w:r>
-              <w:t xml:space="preserve"> БИК </w:t>
-            </w:r>
-            <w:r>
-              <w:t xml:space="preserve">044525360</w:t>
-            </w:r>
-          </w:p>
-          <w:p>
-            <w:r>
-              <w:t xml:space="preserve">Тел.: </w:t>
-            </w:r>
-            <w:r>
-              <w:t xml:space="preserve">+7 (499) 665-64-88</w:t>
-            </w:r>
-          </w:p>
-          <w:p>
-            <w:r>
-              <w:t xml:space="preserve">E-mail: </w:t>
-            </w:r>
-            <w:r>
-              <w:t xml:space="preserve">titova@inbox.ru</w:t>
-            </w:r>
-          </w:p>
-          <w:p/>
-          <w:p>
-            <w:r>
-              <w:t xml:space="preserve">Директор ______________ </w:t>
-            </w:r>
-            <w:r>
-              <w:t xml:space="preserve">Ю. Н. Титова</w:t>
+              <w:t xml:space="preserve">9</w:t>
             </w:r>
           </w:p>
         </w:tc>
@@ -827,6 +518,410 @@
           </w:tcPr>
           <w:p>
             <w:r>
+              <w:t xml:space="preserve">РУБ.</w:t>
+            </w:r>
+          </w:p>
+        </w:tc>
+      </w:tr>
+    </w:tbl>
+    <w:p>
+      <w:r>
+        <w:t xml:space="preserve">2.10. </w:t>
+      </w:r>
+      <w:r>
+        <w:t xml:space="preserve">Поставке подлежит насос модели </w:t>
+      </w:r>
+      <w:r>
+        <w:t xml:space="preserve">ЭЦВ-6-10-80h</w:t>
+      </w:r>
+      <w:r>
+        <w:t xml:space="preserve"> и кабель марки </w:t>
+      </w:r>
+      <w:r>
+        <w:t xml:space="preserve">ВВГнг(А)-LSt</w:t>
+      </w:r>
+      <w:r>
+        <w:t xml:space="preserve">.</w:t>
+      </w:r>
+    </w:p>
+    <w:p/>
+    <w:p>
+      <w:r>
+        <w:rPr>
+          <w:b/>
+        </w:rPr>
+        <w:t xml:space="preserve">3. МЕСТО И СРОКИ ИСПОЛНЕНИЯ</w:t>
+      </w:r>
+    </w:p>
+    <w:p>
+      <w:r>
+        <w:t xml:space="preserve">3.1. Место исполнения обязательств: </w:t>
+      </w:r>
+      <w:r>
+        <w:t xml:space="preserve">603000, г. Нижний Новгород, ул. Кутузовский, д. 43, кв. 151</w:t>
+      </w:r>
+      <w:r>
+        <w:t xml:space="preserve">.</w:t>
+      </w:r>
+    </w:p>
+    <w:p>
+      <w:r>
+        <w:t xml:space="preserve">3.2. Уведомления направляются </w:t>
+      </w:r>
+      <w:r>
+        <w:t xml:space="preserve">Павлову Дмитрию Егоровичу</w:t>
+      </w:r>
+      <w:r>
+        <w:t xml:space="preserve"> по телефону </w:t>
+      </w:r>
+      <w:r>
+        <w:t xml:space="preserve">+7 (846) 795-33-43</w:t>
+      </w:r>
+      <w:r>
+        <w:t xml:space="preserve">.</w:t>
+      </w:r>
+    </w:p>
+    <w:p>
+      <w:r>
+        <w:t xml:space="preserve">3.3. Срок исполнения обязательств — </w:t>
+      </w:r>
+      <w:r>
+        <w:t xml:space="preserve">не позднее 01.03.2025</w:t>
+      </w:r>
+      <w:r>
+        <w:t xml:space="preserve">.</w:t>
+      </w:r>
+    </w:p>
+    <w:p/>
+    <w:p>
+      <w:r>
+        <w:rPr>
+          <w:b/>
+        </w:rPr>
+        <w:t xml:space="preserve">4. ПРОЧИЕ УСЛОВИЯ</w:t>
+      </w:r>
+    </w:p>
+    <w:p>
+      <w:r>
+        <w:t xml:space="preserve">4.1. </w:t>
+      </w:r>
+      <w:r>
+        <w:t xml:space="preserve">Стороны несут ответственность за неисполнение или ненадлежащее исполнение обязательств в соответствии с законодательством Российской Федерации.</w:t>
+      </w:r>
+    </w:p>
+    <w:p>
+      <w:r>
+        <w:t xml:space="preserve">4.2. </w:t>
+      </w:r>
+      <w:r>
+        <w:t xml:space="preserve">Размер неустойки за нарушение сроков оплаты: </w:t>
+      </w:r>
+      <w:r>
+        <w:t xml:space="preserve">1/300 ключевой ставки ЦБ РФ за каждый день просрочки</w:t>
+      </w:r>
+      <w:r>
+        <w:t xml:space="preserve">. Предельный размер ответственности: </w:t>
+      </w:r>
+      <w:r>
+        <w:t xml:space="preserve">1/150 ключевой ставки ЦБ РФ годовых</w:t>
+      </w:r>
+      <w:r>
+        <w:t xml:space="preserve">.</w:t>
+      </w:r>
+    </w:p>
+    <w:p>
+      <w:r>
+        <w:t xml:space="preserve">4.3. </w:t>
+      </w:r>
+      <w:r>
+        <w:t xml:space="preserve">Стороны освобождаются от ответственности при наступлении обстоятельств непреодолимой силы, если они прямо повлияли на исполнение обязательств.</w:t>
+      </w:r>
+    </w:p>
+    <w:p>
+      <w:r>
+        <w:t xml:space="preserve">4.4. </w:t>
+      </w:r>
+      <w:r>
+        <w:t xml:space="preserve">Сторона, для которой создалась невозможность исполнения, обязана уведомить другую Сторону. Срок уведомления — </w:t>
+      </w:r>
+      <w:r>
+        <w:t xml:space="preserve">в течение двадцати рабочих дней с момента подписания акта</w:t>
+      </w:r>
+      <w:r>
+        <w:t xml:space="preserve">.</w:t>
+      </w:r>
+    </w:p>
+    <w:p>
+      <w:r>
+        <w:t xml:space="preserve">4.5. </w:t>
+      </w:r>
+      <w:r>
+        <w:t xml:space="preserve">Все споры и разногласия решаются путём переговоров. Претензионный порядок обязателен, срок ответа на претензию — </w:t>
+      </w:r>
+      <w:r>
+        <w:t xml:space="preserve">в течение 7 (Семи) рабочих дней со дня предъявления требования</w:t>
+      </w:r>
+      <w:r>
+        <w:t xml:space="preserve">.</w:t>
+      </w:r>
+    </w:p>
+    <w:p/>
+    <w:p/>
+    <w:p>
+      <w:r>
+        <w:rPr>
+          <w:b/>
+        </w:rPr>
+        <w:t xml:space="preserve">10. ДОПОЛНИТЕЛЬНЫЕ СВЕДЕНИЯ О СТОРОНАХ</w:t>
+      </w:r>
+    </w:p>
+    <w:p>
+      <w:r>
+        <w:t xml:space="preserve">Дополнительный телефон: </w:t>
+      </w:r>
+      <w:r>
+        <w:t xml:space="preserve">+7  (38⁠3) 422-88-78</w:t>
+      </w:r>
+    </w:p>
+    <w:p>
+      <w:r>
+        <w:t xml:space="preserve">Контактное лицо: </w:t>
+      </w:r>
+      <w:r>
+        <w:t xml:space="preserve">Павлов Д⁠митри⁠й Егорович</w:t>
+      </w:r>
+    </w:p>
+    <w:p>
+      <w:r>
+        <w:t xml:space="preserve">Получатель уведомлений: </w:t>
+      </w:r>
+      <w:r>
+        <w:t xml:space="preserve">Павлов</w:t>
+        <w:br/>
+        <w:t xml:space="preserve">Дмитрий Егорович</w:t>
+      </w:r>
+    </w:p>
+    <w:p>
+      <w:r>
+        <w:t xml:space="preserve">Счёт для возврата: </w:t>
+      </w:r>
+      <w:r>
+        <w:t xml:space="preserve">408028101</w:t>
+        <w:br/>
+        <w:t xml:space="preserve">84403400452</w:t>
+      </w:r>
+    </w:p>
+    <w:p/>
+    <w:p/>
+    <w:p>
+      <w:r>
+        <w:rPr>
+          <w:b/>
+        </w:rPr>
+        <w:t xml:space="preserve">9. КОНТРОЛЬНЫЕ ВЕЛИЧИНЫ</w:t>
+      </w:r>
+    </w:p>
+    <w:p>
+      <w:r>
+        <w:t xml:space="preserve">9.1. Контрольная запись: </w:t>
+      </w:r>
+      <w:r>
+        <w:rPr>
+          <w:b/>
+        </w:rPr>
+        <w:t xml:space="preserve">1</w:t>
+      </w:r>
+      <w:r>
+        <w:t xml:space="preserve">5% от стоимости неоплаченных работ</w:t>
+      </w:r>
+      <w:r>
+        <w:t xml:space="preserve">.</w:t>
+      </w:r>
+    </w:p>
+    <w:p>
+      <w:r>
+        <w:t xml:space="preserve">9.2. Контрольная запись: </w:t>
+      </w:r>
+      <w:r>
+        <w:rPr>
+          <w:b/>
+        </w:rPr>
+        <w:t xml:space="preserve">в течение 1</w:t>
+      </w:r>
+      <w:r>
+        <w:t xml:space="preserve">0 календарных дней</w:t>
+      </w:r>
+      <w:r>
+        <w:t xml:space="preserve">.</w:t>
+      </w:r>
+    </w:p>
+    <w:p>
+      <w:r>
+        <w:t xml:space="preserve">9.3. Контрольная запись: </w:t>
+      </w:r>
+      <w:r>
+        <w:rPr>
+          <w:b/>
+        </w:rPr>
+        <w:t xml:space="preserve">1/1</w:t>
+      </w:r>
+      <w:r>
+        <w:t xml:space="preserve">6</w:t>
+      </w:r>
+      <w:r>
+        <w:t xml:space="preserve">.</w:t>
+      </w:r>
+    </w:p>
+    <w:p>
+      <w:r>
+        <w:t xml:space="preserve">9.4. Контрольная запись: </w:t>
+      </w:r>
+      <w:r>
+        <w:t xml:space="preserve">534 0 000,0 (пять миллионов триста сорок тысяч) ₽</w:t>
+      </w:r>
+      <w:r>
+        <w:t xml:space="preserve">.</w:t>
+      </w:r>
+    </w:p>
+    <w:p/>
+    <w:p>
+      <w:r>
+        <w:rPr>
+          <w:b/>
+        </w:rPr>
+        <w:t xml:space="preserve">РЕКВИЗИТЫ И ПОДПИСИ СТОРОН</w:t>
+      </w:r>
+    </w:p>
+    <w:p/>
+    <w:tbl>
+      <w:tblPr>
+        <w:tblW w:w="9360" w:type="dxa"/>
+        <w:tblBorders>
+          <w:top w:val="single" w:sz="4" w:color="auto"/>
+          <w:left w:val="single" w:sz="4" w:color="auto"/>
+          <w:bottom w:val="single" w:sz="4" w:color="auto"/>
+          <w:right w:val="single" w:sz="4" w:color="auto"/>
+          <w:insideH w:val="single" w:sz="4" w:color="auto"/>
+          <w:insideV w:val="single" w:sz="4" w:color="auto"/>
+        </w:tblBorders>
+      </w:tblPr>
+      <w:tblGrid>
+        <w:gridCol w:w="4680"/>
+        <w:gridCol w:w="4680"/>
+      </w:tblGrid>
+      <w:tr>
+        <w:tc>
+          <w:tcPr>
+            <w:tcW w:w="4680" w:type="dxa"/>
+          </w:tcPr>
+          <w:p>
+            <w:r>
+              <w:rPr>
+                <w:b/>
+              </w:rPr>
+              <w:t xml:space="preserve">Продавец:</w:t>
+            </w:r>
+          </w:p>
+          <w:p>
+            <w:r>
+              <w:t xml:space="preserve">ООО «Ромашка»</w:t>
+            </w:r>
+          </w:p>
+          <w:p>
+            <w:r>
+              <w:t xml:space="preserve">Юридический адрес: </w:t>
+            </w:r>
+            <w:r>
+              <w:t xml:space="preserve">614000, г. Пермь, проезд Лесная, д. 32, кв. 142</w:t>
+            </w:r>
+          </w:p>
+          <w:p>
+            <w:r>
+              <w:t xml:space="preserve">Почтовый адрес: </w:t>
+            </w:r>
+            <w:r>
+              <w:t xml:space="preserve">620014, г. Екатеринбург, просп. Кутузовский, д. 18, кв. 142</w:t>
+            </w:r>
+          </w:p>
+          <w:p>
+            <w:r>
+              <w:t xml:space="preserve">ИНН/КПП </w:t>
+            </w:r>
+            <w:r>
+              <w:t xml:space="preserve">8837846731</w:t>
+            </w:r>
+            <w:r>
+              <w:t xml:space="preserve">/</w:t>
+            </w:r>
+            <w:r>
+              <w:t xml:space="preserve">335117559</w:t>
+            </w:r>
+          </w:p>
+          <w:p>
+            <w:r>
+              <w:t xml:space="preserve">ОГРН </w:t>
+            </w:r>
+            <w:r>
+              <w:t xml:space="preserve">1151980631923</w:t>
+            </w:r>
+          </w:p>
+          <w:p>
+            <w:r>
+              <w:t xml:space="preserve">р/с </w:t>
+            </w:r>
+            <w:r>
+              <w:t xml:space="preserve">40702810351576426318</w:t>
+            </w:r>
+            <w:r>
+              <w:t xml:space="preserve"> в Филиал «Центральный» ПАО «Совкомбанк»</w:t>
+            </w:r>
+          </w:p>
+          <w:p>
+            <w:r>
+              <w:t xml:space="preserve">к/с </w:t>
+            </w:r>
+            <w:r>
+              <w:t xml:space="preserve">30101810445250000360</w:t>
+            </w:r>
+            <w:r>
+              <w:t xml:space="preserve"> БИК </w:t>
+            </w:r>
+            <w:r>
+              <w:t xml:space="preserve">044525360</w:t>
+            </w:r>
+          </w:p>
+          <w:p>
+            <w:r>
+              <w:t xml:space="preserve">Тел.: </w:t>
+            </w:r>
+            <w:r>
+              <w:t xml:space="preserve">+7 (846) 698-33-82</w:t>
+            </w:r>
+          </w:p>
+          <w:p>
+            <w:r>
+              <w:t xml:space="preserve">E-mail: </w:t>
+            </w:r>
+            <w:r>
+              <w:t xml:space="preserve">titova@yandex.ru</w:t>
+            </w:r>
+          </w:p>
+          <w:p/>
+          <w:p>
+            <w:r>
+              <w:t xml:space="preserve">Директор ______________ </w:t>
+            </w:r>
+            <w:r>
+              <w:t xml:space="preserve">Ю. Н. Титова</w:t>
+            </w:r>
+          </w:p>
+        </w:tc>
+        <w:tc>
+          <w:tcPr>
+            <w:tcW w:w="4680" w:type="dxa"/>
+          </w:tcPr>
+          <w:p>
+            <w:r>
               <w:rPr>
                 <w:b/>
               </w:rPr>
@@ -846,7 +941,7 @@
               <w:t xml:space="preserve">Адрес регистрации: </w:t>
             </w:r>
             <w:r>
-              <w:t xml:space="preserve">394000, г. Воронеж, просп. Кутузовский, д. 18, кв. 142</w:t>
+              <w:t xml:space="preserve">620014, г. Екатеринбург, проезд Октябрьская, д. 87, кв. 158</w:t>
             </w:r>
           </w:p>
           <w:p>
@@ -885,7 +980,7 @@
               <w:t xml:space="preserve">Тел.: </w:t>
             </w:r>
             <w:r>
-              <w:t xml:space="preserve">+7 (846) 698-33-82</w:t>
+              <w:t xml:space="preserve">+7 (495) 540-22-57</w:t>
             </w:r>
           </w:p>
           <w:p>
@@ -893,7 +988,7 @@
               <w:t xml:space="preserve">E-mail: </w:t>
             </w:r>
             <w:r>
-              <w:t xml:space="preserve">pavlov@yandex.ru</w:t>
+              <w:t xml:space="preserve">pavlov@mail.ru</w:t>
             </w:r>
           </w:p>
           <w:p/>
@@ -911,7 +1006,7 @@
     <w:p>
       <w:r>
         <w:pict>
-          <v:shape id="tb2776" type="#_x0000_t202" style="position:absolute;margin-left:0;margin-top:0;width:400pt;height:40pt">
+          <v:shape id="tb3511" type="#_x0000_t202" style="position:absolute;margin-left:0;margin-top:0;width:400pt;height:40pt">
             <v:textbox>
               <w:txbxContent>
                 <w:p>
@@ -919,13 +1014,13 @@
                     <w:t xml:space="preserve">ВНИМАНИЕ! Бухгалтерия: </w:t>
                   </w:r>
                   <w:r>
-                    <w:t xml:space="preserve">Морозова Дарья Олеговна</w:t>
+                    <w:t xml:space="preserve">Лебедев Роман Андреевич</w:t>
                   </w:r>
                   <w:r>
                     <w:t xml:space="preserve">, </w:t>
                   </w:r>
                   <w:r>
-                    <w:t xml:space="preserve">+7 (495) 540-22-57 доб. 224</w:t>
+                    <w:t xml:space="preserve">+7 (383) 677-72-87 доб. 745</w:t>
                   </w:r>
                 </w:p>
               </w:txbxContent>

--- a/tests/corpus_v2/docs/sale_0004.docx
+++ b/tests/corpus_v2/docs/sale_0004.docx
@@ -131,6 +131,101 @@
         <w:t xml:space="preserve">.</w:t>
       </w:r>
     </w:p>
+    <w:p>
+      <w:r>
+        <w:t xml:space="preserve">1.5. </w:t>
+      </w:r>
+      <w:r>
+        <w:t xml:space="preserve">Товар отгружается по товарной накладной ТОРГ-12 № </w:t>
+      </w:r>
+      <w:r>
+        <w:t xml:space="preserve">045400031</w:t>
+      </w:r>
+      <w:r>
+        <w:t xml:space="preserve">. Каталожный номер изделия — </w:t>
+      </w:r>
+      <w:r>
+        <w:t xml:space="preserve">045610675</w:t>
+      </w:r>
+      <w:r>
+        <w:t xml:space="preserve">. Заводской номер насоса — </w:t>
+      </w:r>
+      <w:r>
+        <w:t xml:space="preserve">042098615</w:t>
+      </w:r>
+      <w:r>
+        <w:t xml:space="preserve">.</w:t>
+      </w:r>
+    </w:p>
+    <w:p>
+      <w:r>
+        <w:t xml:space="preserve">1.6. </w:t>
+      </w:r>
+      <w:r>
+        <w:t xml:space="preserve">Расходы отражаются по коду цели </w:t>
+      </w:r>
+      <w:r>
+        <w:t xml:space="preserve">046224354</w:t>
+      </w:r>
+      <w:r>
+        <w:t xml:space="preserve">, предусмотренному приказом Минфина России № 157н. </w:t>
+      </w:r>
+      <w:r>
+        <w:t xml:space="preserve">БИК не указан, номер заявки — </w:t>
+      </w:r>
+      <w:r>
+        <w:t xml:space="preserve">048074242</w:t>
+      </w:r>
+      <w:r>
+        <w:t xml:space="preserve">.</w:t>
+      </w:r>
+    </w:p>
+    <w:p>
+      <w:r>
+        <w:t xml:space="preserve">1.7. </w:t>
+      </w:r>
+      <w:r>
+        <w:t xml:space="preserve">Расчёты за коммунальные услуги ведутся по лицевому счёту абонента </w:t>
+      </w:r>
+      <w:r>
+        <w:t xml:space="preserve">89765276175</w:t>
+      </w:r>
+      <w:r>
+        <w:t xml:space="preserve">. Приложение учтено за номером </w:t>
+      </w:r>
+      <w:r>
+        <w:t xml:space="preserve">88887133427</w:t>
+      </w:r>
+      <w:r>
+        <w:t xml:space="preserve">. Прибор учёта имеет заводской номер </w:t>
+      </w:r>
+      <w:r>
+        <w:t xml:space="preserve">80785434838</w:t>
+      </w:r>
+      <w:r>
+        <w:t xml:space="preserve">.</w:t>
+      </w:r>
+    </w:p>
+    <w:p>
+      <w:r>
+        <w:t xml:space="preserve">1.8. </w:t>
+      </w:r>
+      <w:r>
+        <w:t xml:space="preserve">Регистрационная запись в реестре — </w:t>
+      </w:r>
+      <w:r>
+        <w:t xml:space="preserve">88195360655</w:t>
+      </w:r>
+      <w:r>
+        <w:t xml:space="preserve">, как предусмотрено пунктом 2 статьи 434 Гражданского кодекса Российской Федерации. Уведомление о регистрации имеет исходящий № </w:t>
+      </w:r>
+      <w:r>
+        <w:t xml:space="preserve">85975050605</w:t>
+      </w:r>
+      <w:r>
+        <w:t xml:space="preserve">.</w:t>
+      </w:r>
+    </w:p>
     <w:p/>
     <w:p>
       <w:r>
@@ -145,7 +240,7 @@
         <w:t xml:space="preserve">2.1. Общая цена Договора: </w:t>
       </w:r>
       <w:r>
-        <w:t xml:space="preserve">760 002,5 рубля</w:t>
+        <w:t xml:space="preserve">5 750 002,9 рубля</w:t>
       </w:r>
       <w:r>
         <w:t xml:space="preserve">, в том числе НДС</w:t>
@@ -170,7 +265,7 @@
         <w:t xml:space="preserve">2.3. Срок оплаты — </w:t>
       </w:r>
       <w:r>
-        <w:t xml:space="preserve">в течение трех дней с момента заключения контракта</w:t>
+        <w:t xml:space="preserve">в течение тридцати дней с момента заключения контракта</w:t>
       </w:r>
       <w:r>
         <w:t xml:space="preserve">.</w:t>
@@ -190,7 +285,7 @@
         <w:t xml:space="preserve">, артикул </w:t>
       </w:r>
       <w:r>
-        <w:t xml:space="preserve">RM-3049-49</w:t>
+        <w:t xml:space="preserve">RM-5039-27</w:t>
       </w:r>
       <w:r>
         <w:t xml:space="preserve">, код </w:t>
@@ -250,49 +345,49 @@
         <w:t xml:space="preserve">. Товар отгружается с сопроводительным документом паспорт качества № </w:t>
       </w:r>
       <w:r>
-        <w:t xml:space="preserve">48 25 375766</w:t>
+        <w:t xml:space="preserve">71 22 999325</w:t>
       </w:r>
       <w:r>
         <w:t xml:space="preserve">. К партии приложен паспорт изделия № </w:t>
       </w:r>
       <w:r>
-        <w:t xml:space="preserve">51 16 135172</w:t>
+        <w:t xml:space="preserve">75 06 593203</w:t>
       </w:r>
       <w:r>
         <w:t xml:space="preserve">. Оборудование поставляется с паспортом транспортного средства № </w:t>
       </w:r>
       <w:r>
-        <w:t xml:space="preserve">36 23 610597</w:t>
+        <w:t xml:space="preserve">17 13 311334</w:t>
       </w:r>
       <w:r>
         <w:t xml:space="preserve">. Приёмка производится согласно техническому паспорту </w:t>
       </w:r>
       <w:r>
-        <w:t xml:space="preserve">09 20 133626</w:t>
+        <w:t xml:space="preserve">87 20 096040</w:t>
       </w:r>
       <w:r>
         <w:t xml:space="preserve">. СНИЛС не указан, номер заказа </w:t>
       </w:r>
       <w:r>
-        <w:t xml:space="preserve">188-156-741 84</w:t>
+        <w:t xml:space="preserve">441-102-727 47</w:t>
       </w:r>
       <w:r>
         <w:t xml:space="preserve">. Дата рождения не проставлена, документ выдан </w:t>
       </w:r>
       <w:r>
-        <w:t xml:space="preserve">28.06.2017</w:t>
+        <w:t xml:space="preserve">04.03.2018</w:t>
       </w:r>
       <w:r>
         <w:t xml:space="preserve">. Код подразделения, см. артикул </w:t>
       </w:r>
       <w:r>
-        <w:t xml:space="preserve">401-348</w:t>
+        <w:t xml:space="preserve">710-988</w:t>
       </w:r>
       <w:r>
         <w:t xml:space="preserve">. Цена — </w:t>
       </w:r>
       <w:r>
-        <w:t xml:space="preserve">24 500 000 (Двадцать четыре миллиона пятьсот тысяч) руб. 5 коп.</w:t>
+        <w:t xml:space="preserve">9 560 000 (Девять миллионов пятьсот шестьдесят тысяч) руб. 5 коп.</w:t>
       </w:r>
       <w:r>
         <w:t xml:space="preserve">, </w:t>
@@ -312,25 +407,25 @@
         <w:t xml:space="preserve">Товар маркирован штрихкодом </w:t>
       </w:r>
       <w:r>
-        <w:t xml:space="preserve">4607447881584</w:t>
+        <w:t xml:space="preserve">4606715516150</w:t>
       </w:r>
       <w:r>
         <w:t xml:space="preserve">. Код контрагента по ОКПО — </w:t>
       </w:r>
       <w:r>
-        <w:t xml:space="preserve">7173000274</w:t>
+        <w:t xml:space="preserve">5497325574</w:t>
       </w:r>
       <w:r>
         <w:t xml:space="preserve">. Оборудование учтено под инвентарным номером </w:t>
       </w:r>
       <w:r>
-        <w:t xml:space="preserve">048840529</w:t>
+        <w:t xml:space="preserve">042736493</w:t>
       </w:r>
       <w:r>
         <w:t xml:space="preserve">, складской позиции присвоен номер </w:t>
       </w:r>
       <w:r>
-        <w:t xml:space="preserve">702289307</w:t>
+        <w:t xml:space="preserve">234612561</w:t>
       </w:r>
       <w:r>
         <w:t xml:space="preserve">.</w:t>
@@ -344,19 +439,19 @@
         <w:t xml:space="preserve">Оплата по счёту-фактуре на КБК </w:t>
       </w:r>
       <w:r>
-        <w:t xml:space="preserve">18210101011011000176</w:t>
+        <w:t xml:space="preserve">18210101011011000134</w:t>
       </w:r>
       <w:r>
         <w:t xml:space="preserve">. ИНН не присвоен, регистрационный № </w:t>
       </w:r>
       <w:r>
-        <w:t xml:space="preserve">6321659972</w:t>
+        <w:t xml:space="preserve">2070974382</w:t>
       </w:r>
       <w:r>
         <w:t xml:space="preserve">. ИНН не присвоен, платёжный документ № </w:t>
       </w:r>
       <w:r>
-        <w:t xml:space="preserve">545912142509</w:t>
+        <w:t xml:space="preserve">079316837456</w:t>
       </w:r>
       <w:r>
         <w:t xml:space="preserve">. Заказчик действует в лице </w:t>
@@ -376,13 +471,13 @@
         <w:t xml:space="preserve">Массовая доля влаги в товаре — </w:t>
       </w:r>
       <w:r>
-        <w:t xml:space="preserve">не более 12 %</w:t>
+        <w:t xml:space="preserve">не более 14 %</w:t>
       </w:r>
       <w:r>
         <w:t xml:space="preserve">. Товар подлежит хранению </w:t>
       </w:r>
       <w:r>
-        <w:t xml:space="preserve">в течение 12 часов</w:t>
+        <w:t xml:space="preserve">в течение 48 часов</w:t>
       </w:r>
       <w:r>
         <w:t xml:space="preserve"> при температуре не выше +4 °C. Срок исковой давности по требованиям, вытекающим из Договора, составляет </w:t>
@@ -451,7 +546,7 @@
           </w:tcPr>
           <w:p>
             <w:r>
-              <w:t xml:space="preserve">7456879909</w:t>
+              <w:t xml:space="preserve">7118286741</w:t>
             </w:r>
           </w:p>
         </w:tc>
@@ -479,7 +574,7 @@
         <w:t xml:space="preserve">Полномочия подтверждаются свидетельством о рождении, выдано </w:t>
       </w:r>
       <w:r>
-        <w:t xml:space="preserve">05.01.2019</w:t>
+        <w:t xml:space="preserve">27.07.2023</w:t>
       </w:r>
       <w:r>
         <w:t xml:space="preserve"> отделом ЗАГС.</w:t>
@@ -508,7 +603,7 @@
           </w:tcPr>
           <w:p>
             <w:r>
-              <w:t xml:space="preserve">9</w:t>
+              <w:t xml:space="preserve">8</w:t>
             </w:r>
           </w:p>
         </w:tc>
@@ -558,7 +653,7 @@
         <w:t xml:space="preserve">3.1. Место исполнения обязательств: </w:t>
       </w:r>
       <w:r>
-        <w:t xml:space="preserve">603000, г. Нижний Новгород, ул. Кутузовский, д. 43, кв. 151</w:t>
+        <w:t xml:space="preserve">143000, г. Одинцово, пер. Тверская, д. 6, кв. 4</w:t>
       </w:r>
       <w:r>
         <w:t xml:space="preserve">.</w:t>
@@ -575,7 +670,7 @@
         <w:t xml:space="preserve"> по телефону </w:t>
       </w:r>
       <w:r>
-        <w:t xml:space="preserve">+7 (846) 795-33-43</w:t>
+        <w:t xml:space="preserve">+7 (495) 567-30-31</w:t>
       </w:r>
       <w:r>
         <w:t xml:space="preserve">.</w:t>
@@ -586,7 +681,111 @@
         <w:t xml:space="preserve">3.3. Срок исполнения обязательств — </w:t>
       </w:r>
       <w:r>
-        <w:t xml:space="preserve">не позднее 01.03.2025</w:t>
+        <w:t xml:space="preserve">не позднее 08.08.2025</w:t>
+      </w:r>
+      <w:r>
+        <w:t xml:space="preserve">.</w:t>
+      </w:r>
+    </w:p>
+    <w:p>
+      <w:r>
+        <w:t xml:space="preserve">3.4. </w:t>
+      </w:r>
+      <w:r>
+        <w:t xml:space="preserve">Работы выполняются за счёт средств бюджета по коду бюджетной классификации </w:t>
+      </w:r>
+      <w:r>
+        <w:t xml:space="preserve">18293473658044718827</w:t>
+      </w:r>
+      <w:r>
+        <w:t xml:space="preserve">. Прибор учёта (счётчик) № </w:t>
+      </w:r>
+      <w:r>
+        <w:t xml:space="preserve">39795894814362067817</w:t>
+      </w:r>
+      <w:r>
+        <w:t xml:space="preserve">.</w:t>
+      </w:r>
+    </w:p>
+    <w:p>
+      <w:r>
+        <w:t xml:space="preserve">3.5. </w:t>
+      </w:r>
+      <w:r>
+        <w:t xml:space="preserve">Счёт на оплату содержит УИН </w:t>
+      </w:r>
+      <w:r>
+        <w:t xml:space="preserve">18209891273557652439</w:t>
+      </w:r>
+      <w:r>
+        <w:t xml:space="preserve">. Счёт-проформа к настоящему Договору имеет номер </w:t>
+      </w:r>
+      <w:r>
+        <w:t xml:space="preserve">77642455879380510782</w:t>
+      </w:r>
+      <w:r>
+        <w:t xml:space="preserve">. В силу статьи 855 Гражданского кодекса Российской Федерации списание со счёта ведётся по коду вида дохода </w:t>
+      </w:r>
+      <w:r>
+        <w:t xml:space="preserve">18210754461574604108</w:t>
+      </w:r>
+      <w:r>
+        <w:t xml:space="preserve">.</w:t>
+      </w:r>
+    </w:p>
+    <w:p>
+      <w:r>
+        <w:t xml:space="preserve">3.6. </w:t>
+      </w:r>
+      <w:r>
+        <w:t xml:space="preserve">ИНН иностранному контрагенту не присваивается, номер в торговом реестре </w:t>
+      </w:r>
+      <w:r>
+        <w:t xml:space="preserve">6321659972</w:t>
+      </w:r>
+      <w:r>
+        <w:t xml:space="preserve">. ИНН приводится в приложении; номер спецификации — </w:t>
+      </w:r>
+      <w:r>
+        <w:t xml:space="preserve">1161548107</w:t>
+      </w:r>
+      <w:r>
+        <w:t xml:space="preserve">. В силу статьи 84 Налогового кодекса Российской Федерации ИНН присваивается налоговым органом; номер решения — </w:t>
+      </w:r>
+      <w:r>
+        <w:t xml:space="preserve">1890081616</w:t>
+      </w:r>
+      <w:r>
+        <w:t xml:space="preserve">.</w:t>
+      </w:r>
+    </w:p>
+    <w:p>
+      <w:r>
+        <w:t xml:space="preserve">3.7. </w:t>
+      </w:r>
+      <w:r>
+        <w:t xml:space="preserve">Номер партии по системе прослеживаемости — </w:t>
+      </w:r>
+      <w:r>
+        <w:t xml:space="preserve">6815468453</w:t>
+      </w:r>
+      <w:r>
+        <w:t xml:space="preserve">. Доля посторонних включений — не более </w:t>
+      </w:r>
+      <w:r>
+        <w:t xml:space="preserve">2,2 %</w:t>
+      </w:r>
+      <w:r>
+        <w:t xml:space="preserve">. Допустимая погрешность прибора — </w:t>
+      </w:r>
+      <w:r>
+        <w:t xml:space="preserve">0,3 %</w:t>
+      </w:r>
+      <w:r>
+        <w:t xml:space="preserve">. Станок имеет заводской номер </w:t>
+      </w:r>
+      <w:r>
+        <w:t xml:space="preserve">0057251576</w:t>
       </w:r>
       <w:r>
         <w:t xml:space="preserve">.</w:t>
@@ -659,7 +858,125 @@
         <w:t xml:space="preserve">Все споры и разногласия решаются путём переговоров. Претензионный порядок обязателен, срок ответа на претензию — </w:t>
       </w:r>
       <w:r>
-        <w:t xml:space="preserve">в течение 7 (Семи) рабочих дней со дня предъявления требования</w:t>
+        <w:t xml:space="preserve">в течение 60 (Шестидесяти) рабочих дней со дня предъявления требования</w:t>
+      </w:r>
+      <w:r>
+        <w:t xml:space="preserve">.</w:t>
+      </w:r>
+    </w:p>
+    <w:p>
+      <w:r>
+        <w:t xml:space="preserve">4.6. </w:t>
+      </w:r>
+      <w:r>
+        <w:t xml:space="preserve">ИНН физического лица не приводится; лицевой счёт — </w:t>
+      </w:r>
+      <w:r>
+        <w:t xml:space="preserve">845157212318</w:t>
+      </w:r>
+      <w:r>
+        <w:t xml:space="preserve">. ИНН приведён в приложении, код позиции </w:t>
+      </w:r>
+      <w:r>
+        <w:t xml:space="preserve">408669366017</w:t>
+      </w:r>
+      <w:r>
+        <w:t xml:space="preserve">. ИНН физического лица обрабатывается в порядке статьи 86 Налогового кодекса Российской Федерации; номер запроса — </w:t>
+      </w:r>
+      <w:r>
+        <w:t xml:space="preserve">346042043270</w:t>
+      </w:r>
+      <w:r>
+        <w:t xml:space="preserve">.</w:t>
+      </w:r>
+    </w:p>
+    <w:p>
+      <w:r>
+        <w:t xml:space="preserve">4.7. </w:t>
+      </w:r>
+      <w:r>
+        <w:t xml:space="preserve">Номер товарной накладной на партию — </w:t>
+      </w:r>
+      <w:r>
+        <w:t xml:space="preserve">998719805120</w:t>
+      </w:r>
+      <w:r>
+        <w:t xml:space="preserve">. Модуль учёта имеет заводской номер </w:t>
+      </w:r>
+      <w:r>
+        <w:t xml:space="preserve">206033267749</w:t>
+      </w:r>
+      <w:r>
+        <w:t xml:space="preserve">. Уклон кровли поставляемого сооружения — </w:t>
+      </w:r>
+      <w:r>
+        <w:t xml:space="preserve">2 %</w:t>
+      </w:r>
+      <w:r>
+        <w:t xml:space="preserve">.</w:t>
+      </w:r>
+    </w:p>
+    <w:p>
+      <w:r>
+        <w:t xml:space="preserve">4.8. </w:t>
+      </w:r>
+      <w:r>
+        <w:t xml:space="preserve">Предельная доля иностранного участия по закону — </w:t>
+      </w:r>
+      <w:r>
+        <w:t xml:space="preserve">25 %</w:t>
+      </w:r>
+      <w:r>
+        <w:t xml:space="preserve">, как предусмотрено Федеральным законом о порядке осуществления иностранных инвестиций. Приложение № 3 к Договору содержит долю брака, не превышающую </w:t>
+      </w:r>
+      <w:r>
+        <w:t xml:space="preserve">3,4 %</w:t>
+      </w:r>
+      <w:r>
+        <w:t xml:space="preserve">.</w:t>
+      </w:r>
+    </w:p>
+    <w:p>
+      <w:r>
+        <w:t xml:space="preserve">4.9. </w:t>
+      </w:r>
+      <w:r>
+        <w:t xml:space="preserve">Срок годности товара — </w:t>
+      </w:r>
+      <w:r>
+        <w:t xml:space="preserve">в течение 18 месяцев</w:t>
+      </w:r>
+      <w:r>
+        <w:t xml:space="preserve"> с даты выпуска. Смесь выдерживается </w:t>
+      </w:r>
+      <w:r>
+        <w:t xml:space="preserve">в течение 48 часов</w:t>
+      </w:r>
+      <w:r>
+        <w:t xml:space="preserve"> при температуре не ниже +5 °C.</w:t>
+      </w:r>
+    </w:p>
+    <w:p>
+      <w:r>
+        <w:t xml:space="preserve">4.10. </w:t>
+      </w:r>
+      <w:r>
+        <w:t xml:space="preserve">Требования по качеству работ заявляются </w:t>
+      </w:r>
+      <w:r>
+        <w:t xml:space="preserve">в течение одного года</w:t>
+      </w:r>
+      <w:r>
+        <w:t xml:space="preserve"> в силу статьи 725 Гражданского кодекса Российской Федерации. Поставщик работает на рынке </w:t>
+      </w:r>
+      <w:r>
+        <w:t xml:space="preserve">в течение 7 лет</w:t>
+      </w:r>
+      <w:r>
+        <w:t xml:space="preserve">. Окончание отчётного периода — </w:t>
+      </w:r>
+      <w:r>
+        <w:t xml:space="preserve">не позднее 16.12.2025</w:t>
       </w:r>
       <w:r>
         <w:t xml:space="preserve">.</w:t>
@@ -680,7 +997,7 @@
         <w:t xml:space="preserve">Дополнительный телефон: </w:t>
       </w:r>
       <w:r>
-        <w:t xml:space="preserve">+7  (38⁠3) 422-88-78</w:t>
+        <w:t xml:space="preserve">+7 (‍499) 397-25 -59</w:t>
       </w:r>
     </w:p>
     <w:p>
@@ -688,7 +1005,7 @@
         <w:t xml:space="preserve">Контактное лицо: </w:t>
       </w:r>
       <w:r>
-        <w:t xml:space="preserve">Павлов Д⁠митри⁠й Егорович</w:t>
+        <w:t xml:space="preserve">Па влов Д‍митрий Егорович</w:t>
       </w:r>
     </w:p>
     <w:p>
@@ -729,10 +1046,10 @@
         <w:rPr>
           <w:b/>
         </w:rPr>
-        <w:t xml:space="preserve">1</w:t>
-      </w:r>
-      <w:r>
-        <w:t xml:space="preserve">5% от стоимости неоплаченных работ</w:t>
+        <w:t xml:space="preserve">2</w:t>
+      </w:r>
+      <w:r>
+        <w:t xml:space="preserve">1% от стоимости неоплаченных работ</w:t>
       </w:r>
       <w:r>
         <w:t xml:space="preserve">.</w:t>
@@ -746,10 +1063,10 @@
         <w:rPr>
           <w:b/>
         </w:rPr>
-        <w:t xml:space="preserve">в течение 1</w:t>
-      </w:r>
-      <w:r>
-        <w:t xml:space="preserve">0 календарных дней</w:t>
+        <w:t xml:space="preserve">в течение 2</w:t>
+      </w:r>
+      <w:r>
+        <w:t xml:space="preserve">4 месяцев с даты подписания Сторонами акта сдачи-приемки оказанных услуг</w:t>
       </w:r>
       <w:r>
         <w:t xml:space="preserve">.</w:t>
@@ -763,10 +1080,10 @@
         <w:rPr>
           <w:b/>
         </w:rPr>
-        <w:t xml:space="preserve">1/1</w:t>
-      </w:r>
-      <w:r>
-        <w:t xml:space="preserve">6</w:t>
+        <w:t xml:space="preserve">3/1</w:t>
+      </w:r>
+      <w:r>
+        <w:t xml:space="preserve">9</w:t>
       </w:r>
       <w:r>
         <w:t xml:space="preserve">.</w:t>
@@ -777,7 +1094,7 @@
         <w:t xml:space="preserve">9.4. Контрольная запись: </w:t>
       </w:r>
       <w:r>
-        <w:t xml:space="preserve">534 0 000,0 (пять миллионов триста сорок тысяч) ₽</w:t>
+        <w:t xml:space="preserve">5570 0 000,2 (пятьдесят пять миллионов семьсот тысяч) ₽</w:t>
       </w:r>
       <w:r>
         <w:t xml:space="preserve">.</w:t>
@@ -832,7 +1149,7 @@
               <w:t xml:space="preserve">Юридический адрес: </w:t>
             </w:r>
             <w:r>
-              <w:t xml:space="preserve">614000, г. Пермь, проезд Лесная, д. 32, кв. 142</w:t>
+              <w:t xml:space="preserve">101000, г. Москва, проезд Профсоюзная, д. 89, кв. 44</w:t>
             </w:r>
           </w:p>
           <w:p>
@@ -840,7 +1157,7 @@
               <w:t xml:space="preserve">Почтовый адрес: </w:t>
             </w:r>
             <w:r>
-              <w:t xml:space="preserve">620014, г. Екатеринбург, просп. Кутузовский, д. 18, кв. 142</w:t>
+              <w:t xml:space="preserve">630099, г. Новосибирск, просп. Гагарина, д. 42, кв. 148</w:t>
             </w:r>
           </w:p>
           <w:p>
@@ -895,7 +1212,7 @@
               <w:t xml:space="preserve">Тел.: </w:t>
             </w:r>
             <w:r>
-              <w:t xml:space="preserve">+7 (846) 698-33-82</w:t>
+              <w:t xml:space="preserve">+7 (846) 862-90-63</w:t>
             </w:r>
           </w:p>
           <w:p>
@@ -903,7 +1220,7 @@
               <w:t xml:space="preserve">E-mail: </w:t>
             </w:r>
             <w:r>
-              <w:t xml:space="preserve">titova@yandex.ru</w:t>
+              <w:t xml:space="preserve">titova@romashka.ru</w:t>
             </w:r>
           </w:p>
           <w:p/>
@@ -941,7 +1258,7 @@
               <w:t xml:space="preserve">Адрес регистрации: </w:t>
             </w:r>
             <w:r>
-              <w:t xml:space="preserve">620014, г. Екатеринбург, проезд Октябрьская, д. 87, кв. 158</w:t>
+              <w:t xml:space="preserve">620014, г. Екатеринбург, ул. Кутузовский, д. 80, кв. 181</w:t>
             </w:r>
           </w:p>
           <w:p>
@@ -980,7 +1297,7 @@
               <w:t xml:space="preserve">Тел.: </w:t>
             </w:r>
             <w:r>
-              <w:t xml:space="preserve">+7 (495) 540-22-57</w:t>
+              <w:t xml:space="preserve">+7 (846) 866-23-56</w:t>
             </w:r>
           </w:p>
           <w:p>
@@ -988,7 +1305,7 @@
               <w:t xml:space="preserve">E-mail: </w:t>
             </w:r>
             <w:r>
-              <w:t xml:space="preserve">pavlov@mail.ru</w:t>
+              <w:t xml:space="preserve">pavlov@bk.ru</w:t>
             </w:r>
           </w:p>
           <w:p/>
@@ -1006,7 +1323,7 @@
     <w:p>
       <w:r>
         <w:pict>
-          <v:shape id="tb3511" type="#_x0000_t202" style="position:absolute;margin-left:0;margin-top:0;width:400pt;height:40pt">
+          <v:shape id="tb2803" type="#_x0000_t202" style="position:absolute;margin-left:0;margin-top:0;width:400pt;height:40pt">
             <v:textbox>
               <w:txbxContent>
                 <w:p>
@@ -1014,13 +1331,13 @@
                     <w:t xml:space="preserve">ВНИМАНИЕ! Бухгалтерия: </w:t>
                   </w:r>
                   <w:r>
-                    <w:t xml:space="preserve">Лебедев Роман Андреевич</w:t>
+                    <w:t xml:space="preserve">Смирнова Наталья Юрьевна</w:t>
                   </w:r>
                   <w:r>
                     <w:t xml:space="preserve">, </w:t>
                   </w:r>
                   <w:r>
-                    <w:t xml:space="preserve">+7 (383) 677-72-87 доб. 745</w:t>
+                    <w:t xml:space="preserve">+7 (846) 809-86-55 доб. 553</w:t>
                   </w:r>
                 </w:p>
               </w:txbxContent>

--- a/tests/corpus_v2/docs/sale_0004.docx
+++ b/tests/corpus_v2/docs/sale_0004.docx
@@ -1095,6 +1095,37 @@
       </w:r>
       <w:r>
         <w:t xml:space="preserve">5570 0 000,2 (пятьдесят пять миллионов семьсот тысяч) ₽</w:t>
+      </w:r>
+      <w:r>
+        <w:t xml:space="preserve">.</w:t>
+      </w:r>
+    </w:p>
+    <w:p/>
+    <w:p>
+      <w:r>
+        <w:rPr>
+          <w:b/>
+        </w:rPr>
+        <w:t xml:space="preserve">6. ОСОБЫЕ УСЛОВИЯ ОТДЕЛЬНЫХ ВИДОВ ДАННЫХ</w:t>
+      </w:r>
+    </w:p>
+    <w:p>
+      <w:r>
+        <w:t xml:space="preserve">6.1. Полномочия представителя подтверждены доверенностью, реестровый номер </w:t>
+      </w:r>
+      <w:r>
+        <w:t xml:space="preserve">23/5-н/23-2025-2-1104</w:t>
+      </w:r>
+      <w:r>
+        <w:t xml:space="preserve">.</w:t>
+      </w:r>
+    </w:p>
+    <w:p>
+      <w:r>
+        <w:t xml:space="preserve">6.2. Для сопоставления в учёте указывается: </w:t>
+      </w:r>
+      <w:r>
+        <w:t xml:space="preserve">ГОСТ Р 52044-2003</w:t>
       </w:r>
       <w:r>
         <w:t xml:space="preserve">.</w:t>

--- a/tests/corpus_v2/docs/sale_0004.docx
+++ b/tests/corpus_v2/docs/sale_0004.docx
@@ -1111,21 +1111,87 @@
     </w:p>
     <w:p>
       <w:r>
-        <w:t xml:space="preserve">6.1. Полномочия представителя подтверждены доверенностью, реестровый номер </w:t>
-      </w:r>
-      <w:r>
-        <w:t xml:space="preserve">23/5-н/23-2025-2-1104</w:t>
-      </w:r>
-      <w:r>
-        <w:t xml:space="preserve">.</w:t>
-      </w:r>
-    </w:p>
-    <w:p>
-      <w:r>
-        <w:t xml:space="preserve">6.2. Для сопоставления в учёте указывается: </w:t>
-      </w:r>
-      <w:r>
-        <w:t xml:space="preserve">ГОСТ Р 52044-2003</w:t>
+        <w:t xml:space="preserve">6.1. Работы выполняются на основании ранее заключённого Договора № </w:t>
+      </w:r>
+      <w:r>
+        <w:t xml:space="preserve">01Ф-00034/16-124Д</w:t>
+      </w:r>
+      <w:r>
+        <w:t xml:space="preserve"> между теми же сторонами.</w:t>
+      </w:r>
+    </w:p>
+    <w:p>
+      <w:r>
+        <w:t xml:space="preserve">6.2. Первичные документы: </w:t>
+      </w:r>
+      <w:r>
+        <w:t xml:space="preserve">лицензия Л035-01298-77/00123456 Рособрнадзора</w:t>
+      </w:r>
+      <w:r>
+        <w:t xml:space="preserve">.</w:t>
+      </w:r>
+    </w:p>
+    <w:p>
+      <w:r>
+        <w:t xml:space="preserve">6.3. Запись о лицензии внесена в реестр за регистрационным номером </w:t>
+      </w:r>
+      <w:r>
+        <w:t xml:space="preserve">268530417</w:t>
+      </w:r>
+      <w:r>
+        <w:t xml:space="preserve">.</w:t>
+      </w:r>
+    </w:p>
+    <w:p>
+      <w:r>
+        <w:t xml:space="preserve">6.4. Внутренний учёт ведётся отдельно: </w:t>
+      </w:r>
+      <w:r>
+        <w:t xml:space="preserve">сведения внесены в реестр, номер записи не присвоен</w:t>
+      </w:r>
+      <w:r>
+        <w:t xml:space="preserve">.</w:t>
+      </w:r>
+    </w:p>
+    <w:p>
+      <w:r>
+        <w:t xml:space="preserve">6.5. Полномочия представителя подтверждены доверенностью, реестровый номер </w:t>
+      </w:r>
+      <w:r>
+        <w:t xml:space="preserve">16/89-н/16-2024-3-215</w:t>
+      </w:r>
+      <w:r>
+        <w:t xml:space="preserve">.</w:t>
+      </w:r>
+    </w:p>
+    <w:p>
+      <w:r>
+        <w:t xml:space="preserve">6.6. Для сопоставления в учёте указывается: </w:t>
+      </w:r>
+      <w:r>
+        <w:t xml:space="preserve">срок действия 12/2024-06/2025</w:t>
+      </w:r>
+      <w:r>
+        <w:t xml:space="preserve">.</w:t>
+      </w:r>
+    </w:p>
+    <w:p>
+      <w:r>
+        <w:t xml:space="preserve">6.7. Решение принято большинством в </w:t>
+      </w:r>
+      <w:r>
+        <w:t xml:space="preserve">75 % голосов</w:t>
+      </w:r>
+      <w:r>
+        <w:t xml:space="preserve"> от общего числа голосов членов совета директоров.</w:t>
+      </w:r>
+    </w:p>
+    <w:p>
+      <w:r>
+        <w:t xml:space="preserve">6.8. Кворум определяется уставом: </w:t>
+      </w:r>
+      <w:r>
+        <w:t xml:space="preserve">большинством в две трети голосов</w:t>
       </w:r>
       <w:r>
         <w:t xml:space="preserve">.</w:t>

--- a/tests/corpus_v2/docs/sale_0004.docx
+++ b/tests/corpus_v2/docs/sale_0004.docx
@@ -1111,10 +1111,32 @@
     </w:p>
     <w:p>
       <w:r>
-        <w:t xml:space="preserve">6.1. Работы выполняются на основании ранее заключённого Договора № </w:t>
-      </w:r>
-      <w:r>
-        <w:t xml:space="preserve">01Ф-00034/16-124Д</w:t>
+        <w:t xml:space="preserve">6.1. Стороны ранее заключили </w:t>
+      </w:r>
+      <w:r>
+        <w:t xml:space="preserve">договор поставки</w:t>
+      </w:r>
+      <w:r>
+        <w:t xml:space="preserve"> на сопоставимых условиях.</w:t>
+      </w:r>
+    </w:p>
+    <w:p>
+      <w:r>
+        <w:t xml:space="preserve">6.2. Прочие условия: </w:t>
+      </w:r>
+      <w:r>
+        <w:t xml:space="preserve">реквизиты первичных документов приведены в приложении</w:t>
+      </w:r>
+      <w:r>
+        <w:t xml:space="preserve">.</w:t>
+      </w:r>
+    </w:p>
+    <w:p>
+      <w:r>
+        <w:t xml:space="preserve">6.3. Работы выполняются на основании ранее заключённого Договора № </w:t>
+      </w:r>
+      <w:r>
+        <w:t xml:space="preserve">СУБ-44/2023</w:t>
       </w:r>
       <w:r>
         <w:t xml:space="preserve"> между теми же сторонами.</w:t>
@@ -1122,29 +1144,73 @@
     </w:p>
     <w:p>
       <w:r>
-        <w:t xml:space="preserve">6.2. Первичные документы: </w:t>
-      </w:r>
-      <w:r>
-        <w:t xml:space="preserve">лицензия Л035-01298-77/00123456 Рособрнадзора</w:t>
-      </w:r>
-      <w:r>
-        <w:t xml:space="preserve">.</w:t>
-      </w:r>
-    </w:p>
-    <w:p>
-      <w:r>
-        <w:t xml:space="preserve">6.3. Запись о лицензии внесена в реестр за регистрационным номером </w:t>
-      </w:r>
-      <w:r>
-        <w:t xml:space="preserve">268530417</w:t>
-      </w:r>
-      <w:r>
-        <w:t xml:space="preserve">.</w:t>
-      </w:r>
-    </w:p>
-    <w:p>
-      <w:r>
-        <w:t xml:space="preserve">6.4. Внутренний учёт ведётся отдельно: </w:t>
+        <w:t xml:space="preserve">6.4. Первичные документы: </w:t>
+      </w:r>
+      <w:r>
+        <w:t xml:space="preserve">как указано в пункте 4.2 настоящего Договора</w:t>
+      </w:r>
+      <w:r>
+        <w:t xml:space="preserve">.</w:t>
+      </w:r>
+    </w:p>
+    <w:p>
+      <w:r>
+        <w:t xml:space="preserve">6.5. Паспорт гражданина Российской Федерации выдан </w:t>
+      </w:r>
+      <w:r>
+        <w:t xml:space="preserve">УМВД России по Владимирской области</w:t>
+      </w:r>
+      <w:r>
+        <w:t xml:space="preserve">, паспорт предъявлен при подписании.</w:t>
+      </w:r>
+    </w:p>
+    <w:p>
+      <w:r>
+        <w:t xml:space="preserve">6.6. Сопутствующие сведения: </w:t>
+      </w:r>
+      <w:r>
+        <w:t xml:space="preserve">паспорт выдан, реквизиты приведены в приложении</w:t>
+      </w:r>
+      <w:r>
+        <w:t xml:space="preserve">.</w:t>
+      </w:r>
+    </w:p>
+    <w:p>
+      <w:r>
+        <w:t xml:space="preserve">6.7. Запись о государственной регистрации внесена регистрирующим органом: </w:t>
+      </w:r>
+      <w:r>
+        <w:t xml:space="preserve">Межрайонная ИФНС России № 46 по г. Москве</w:t>
+      </w:r>
+      <w:r>
+        <w:t xml:space="preserve">.</w:t>
+      </w:r>
+    </w:p>
+    <w:p>
+      <w:r>
+        <w:t xml:space="preserve">6.8. Общие сведения о регистрации: </w:t>
+      </w:r>
+      <w:r>
+        <w:t xml:space="preserve">сведения о юридическом лице содержатся в ЕГРЮЛ</w:t>
+      </w:r>
+      <w:r>
+        <w:t xml:space="preserve">.</w:t>
+      </w:r>
+    </w:p>
+    <w:p>
+      <w:r>
+        <w:t xml:space="preserve">6.9. Запись о лицензии внесена в реестр за регистрационным номером </w:t>
+      </w:r>
+      <w:r>
+        <w:t xml:space="preserve">509118266</w:t>
+      </w:r>
+      <w:r>
+        <w:t xml:space="preserve">.</w:t>
+      </w:r>
+    </w:p>
+    <w:p>
+      <w:r>
+        <w:t xml:space="preserve">6.10. Внутренний учёт ведётся отдельно: </w:t>
       </w:r>
       <w:r>
         <w:t xml:space="preserve">сведения внесены в реестр, номер записи не присвоен</w:t>
@@ -1155,32 +1221,32 @@
     </w:p>
     <w:p>
       <w:r>
-        <w:t xml:space="preserve">6.5. Полномочия представителя подтверждены доверенностью, реестровый номер </w:t>
-      </w:r>
-      <w:r>
-        <w:t xml:space="preserve">16/89-н/16-2024-3-215</w:t>
-      </w:r>
-      <w:r>
-        <w:t xml:space="preserve">.</w:t>
-      </w:r>
-    </w:p>
-    <w:p>
-      <w:r>
-        <w:t xml:space="preserve">6.6. Для сопоставления в учёте указывается: </w:t>
-      </w:r>
-      <w:r>
-        <w:t xml:space="preserve">срок действия 12/2024-06/2025</w:t>
-      </w:r>
-      <w:r>
-        <w:t xml:space="preserve">.</w:t>
-      </w:r>
-    </w:p>
-    <w:p>
-      <w:r>
-        <w:t xml:space="preserve">6.7. Решение принято большинством в </w:t>
-      </w:r>
-      <w:r>
-        <w:t xml:space="preserve">75 % голосов</w:t>
+        <w:t xml:space="preserve">6.11. Полномочия представителя подтверждены доверенностью, реестровый номер </w:t>
+      </w:r>
+      <w:r>
+        <w:t xml:space="preserve">23/5-н/23-2025-2-1104</w:t>
+      </w:r>
+      <w:r>
+        <w:t xml:space="preserve">.</w:t>
+      </w:r>
+    </w:p>
+    <w:p>
+      <w:r>
+        <w:t xml:space="preserve">6.12. Для сопоставления в учёте указывается: </w:t>
+      </w:r>
+      <w:r>
+        <w:t xml:space="preserve">пп. 4/5-1 и 7/2-3 Правил страхования</w:t>
+      </w:r>
+      <w:r>
+        <w:t xml:space="preserve">.</w:t>
+      </w:r>
+    </w:p>
+    <w:p>
+      <w:r>
+        <w:t xml:space="preserve">6.13. Решение принято большинством в </w:t>
+      </w:r>
+      <w:r>
+        <w:t xml:space="preserve">51 % акций</w:t>
       </w:r>
       <w:r>
         <w:t xml:space="preserve"> от общего числа голосов членов совета директоров.</w:t>
@@ -1188,7 +1254,7 @@
     </w:p>
     <w:p>
       <w:r>
-        <w:t xml:space="preserve">6.8. Кворум определяется уставом: </w:t>
+        <w:t xml:space="preserve">6.14. Кворум определяется уставом: </w:t>
       </w:r>
       <w:r>
         <w:t xml:space="preserve">большинством в две трети голосов</w:t>

--- a/tests/corpus_v2/docs/sale_0004.docx
+++ b/tests/corpus_v2/docs/sale_0004.docx
@@ -36,7 +36,7 @@
         <w:t xml:space="preserve">     </w:t>
       </w:r>
       <w:r>
-        <w:t xml:space="preserve">1 октября 2025 г.</w:t>
+        <w:t xml:space="preserve">01.10.2025 г.</w:t>
       </w:r>
     </w:p>
     <w:p/>
